--- a/Templates/Залог/принятие иниц залог недвига.docx
+++ b/Templates/Залог/принятие иниц залог недвига.docx
@@ -1,68 +1,20 @@
 
 <file path=word/document.xml><?xml version="1.0" encoding="utf-8"?>
-<w:document xmlns:mc="http://schemas.openxmlformats.org/markup-compatibility/2006" xmlns:ve="http://schemas.openxmlformats.org/markup-compatibility/2006" xmlns:o="urn:schemas-microsoft-com:office:office" xmlns:r="http://schemas.openxmlformats.org/officeDocument/2006/relationships" xmlns:m="http://schemas.openxmlformats.org/officeDocument/2006/math" xmlns:v="urn:schemas-microsoft-com:vml" xmlns:wp="http://schemas.openxmlformats.org/drawingml/2006/wordprocessingDrawing" xmlns:w10="urn:schemas-microsoft-com:office:word" xmlns:w="http://schemas.openxmlformats.org/wordprocessingml/2006/main" xmlns:wne="http://schemas.microsoft.com/office/word/2006/wordml" xmlns:a="http://schemas.openxmlformats.org/drawingml/2006/main" xmlns:pic="http://schemas.openxmlformats.org/drawingml/2006/picture" xmlns:wpg="http://schemas.microsoft.com/office/word/2010/wordprocessingGroup" xmlns:wps="http://schemas.microsoft.com/office/word/2010/wordprocessingShape" xmlns:w14="http://schemas.microsoft.com/office/word/2010/wordml" mc:Ignorable="w14" xml:space="preserve">
+<w:document xmlns:wpc="http://schemas.microsoft.com/office/word/2010/wordprocessingCanvas" xmlns:cx="http://schemas.microsoft.com/office/drawing/2014/chartex" xmlns:cx1="http://schemas.microsoft.com/office/drawing/2015/9/8/chartex" xmlns:cx2="http://schemas.microsoft.com/office/drawing/2015/10/21/chartex" xmlns:cx3="http://schemas.microsoft.com/office/drawing/2016/5/9/chartex" xmlns:cx4="http://schemas.microsoft.com/office/drawing/2016/5/10/chartex" xmlns:cx5="http://schemas.microsoft.com/office/drawing/2016/5/11/chartex" xmlns:cx6="http://schemas.microsoft.com/office/drawing/2016/5/12/chartex" xmlns:cx7="http://schemas.microsoft.com/office/drawing/2016/5/13/chartex" xmlns:cx8="http://schemas.microsoft.com/office/drawing/2016/5/14/chartex" xmlns:mc="http://schemas.openxmlformats.org/markup-compatibility/2006" xmlns:aink="http://schemas.microsoft.com/office/drawing/2016/ink" xmlns:am3d="http://schemas.microsoft.com/office/drawing/2017/model3d" xmlns:o="urn:schemas-microsoft-com:office:office" xmlns:r="http://schemas.openxmlformats.org/officeDocument/2006/relationships" xmlns:m="http://schemas.openxmlformats.org/officeDocument/2006/math" xmlns:v="urn:schemas-microsoft-com:vml" xmlns:wp14="http://schemas.microsoft.com/office/word/2010/wordprocessingDrawing" xmlns:wp="http://schemas.openxmlformats.org/drawingml/2006/wordprocessingDrawing" xmlns:w10="urn:schemas-microsoft-com:office:word" xmlns:w="http://schemas.openxmlformats.org/wordprocessingml/2006/main" xmlns:w14="http://schemas.microsoft.com/office/word/2010/wordml" xmlns:w15="http://schemas.microsoft.com/office/word/2012/wordml" xmlns:w16cex="http://schemas.microsoft.com/office/word/2018/wordml/cex" xmlns:w16cid="http://schemas.microsoft.com/office/word/2016/wordml/cid" xmlns:w16="http://schemas.microsoft.com/office/word/2018/wordml" xmlns:w16sdtdh="http://schemas.microsoft.com/office/word/2020/wordml/sdtdatahash" xmlns:w16se="http://schemas.microsoft.com/office/word/2015/wordml/symex" xmlns:wpg="http://schemas.microsoft.com/office/word/2010/wordprocessingGroup" xmlns:wpi="http://schemas.microsoft.com/office/word/2010/wordprocessingInk" xmlns:wne="http://schemas.microsoft.com/office/word/2006/wordml" xmlns:wps="http://schemas.microsoft.com/office/word/2010/wordprocessingShape" mc:Ignorable="w14 w15 w16se w16cid w16 w16cex w16sdtdh wp14">
   <w:body>
     <w:p>
       <w:pPr>
-        <w:pStyle w:val="BodyText"/>
+        <w:pStyle w:val="a3"/>
         <w:ind w:left="0"/>
         <w:jc w:val="left"/>
         <w:rPr>
           <w:sz w:val="20"/>
         </w:rPr>
       </w:pPr>
-      <w:r>
-        <w:rPr>
-          <w:sz w:val="20"/>
-        </w:rPr>
-        <w:drawing>
-          <wp:anchor distT="0" distB="0" distL="0" distR="0" allowOverlap="1" layoutInCell="1" locked="0" behindDoc="0" simplePos="0" relativeHeight="15728640">
-            <wp:simplePos x="0" y="0"/>
-            <wp:positionH relativeFrom="page">
-              <wp:posOffset>444577</wp:posOffset>
-            </wp:positionH>
-            <wp:positionV relativeFrom="page">
-              <wp:posOffset>444577</wp:posOffset>
-            </wp:positionV>
-            <wp:extent cx="628904" cy="628904"/>
-            <wp:effectExtent l="0" t="0" r="0" b="0"/>
-            <wp:wrapNone/>
-            <wp:docPr id="2" name="Image 2"/>
-            <wp:cNvGraphicFramePr>
-              <a:graphicFrameLocks/>
-            </wp:cNvGraphicFramePr>
-            <a:graphic>
-              <a:graphicData uri="http://schemas.openxmlformats.org/drawingml/2006/picture">
-                <pic:pic>
-                  <pic:nvPicPr>
-                    <pic:cNvPr id="2" name="Image 2"/>
-                    <pic:cNvPicPr/>
-                  </pic:nvPicPr>
-                  <pic:blipFill>
-                    <a:blip r:embed="rId6" cstate="print"/>
-                    <a:stretch>
-                      <a:fillRect/>
-                    </a:stretch>
-                  </pic:blipFill>
-                  <pic:spPr>
-                    <a:xfrm>
-                      <a:off x="0" y="0"/>
-                      <a:ext cx="628904" cy="628904"/>
-                    </a:xfrm>
-                    <a:prstGeom prst="rect">
-                      <a:avLst/>
-                    </a:prstGeom>
-                  </pic:spPr>
-                </pic:pic>
-              </a:graphicData>
-            </a:graphic>
-          </wp:anchor>
-        </w:drawing>
-      </w:r>
-    </w:p>
-    <w:p>
-      <w:pPr>
-        <w:pStyle w:val="BodyText"/>
+    </w:p>
+    <w:p>
+      <w:pPr>
+        <w:pStyle w:val="a3"/>
         <w:spacing w:before="25"/>
         <w:ind w:left="0"/>
         <w:jc w:val="left"/>
@@ -73,33 +25,33 @@
     </w:p>
     <w:p>
       <w:pPr>
-        <w:spacing w:line="240" w:lineRule="auto"/>
-        <w:ind w:left="4297" w:right="0" w:firstLine="0"/>
+        <w:ind w:left="4297"/>
         <w:rPr>
           <w:sz w:val="20"/>
         </w:rPr>
       </w:pPr>
       <w:r>
         <w:rPr>
+          <w:noProof/>
           <w:sz w:val="20"/>
         </w:rPr>
         <w:drawing>
-          <wp:inline distT="0" distB="0" distL="0" distR="0">
+          <wp:inline distT="0" distB="0" distL="0" distR="0" wp14:anchorId="42862705" wp14:editId="2F93B2D3">
             <wp:extent cx="641618" cy="630935"/>
             <wp:effectExtent l="0" t="0" r="0" b="0"/>
             <wp:docPr id="3" name="Image 3"/>
             <wp:cNvGraphicFramePr>
-              <a:graphicFrameLocks/>
+              <a:graphicFrameLocks xmlns:a="http://schemas.openxmlformats.org/drawingml/2006/main"/>
             </wp:cNvGraphicFramePr>
-            <a:graphic>
+            <a:graphic xmlns:a="http://schemas.openxmlformats.org/drawingml/2006/main">
               <a:graphicData uri="http://schemas.openxmlformats.org/drawingml/2006/picture">
-                <pic:pic>
+                <pic:pic xmlns:pic="http://schemas.openxmlformats.org/drawingml/2006/picture">
                   <pic:nvPicPr>
                     <pic:cNvPr id="3" name="Image 3"/>
                     <pic:cNvPicPr/>
                   </pic:nvPicPr>
                   <pic:blipFill>
-                    <a:blip r:embed="rId7" cstate="print"/>
+                    <a:blip r:embed="rId6" cstate="print"/>
                     <a:stretch>
                       <a:fillRect/>
                     </a:stretch>
@@ -119,15 +71,10 @@
           </wp:inline>
         </w:drawing>
       </w:r>
-      <w:r>
-        <w:rPr>
-          <w:sz w:val="20"/>
-        </w:rPr>
-      </w:r>
-    </w:p>
-    <w:p>
-      <w:pPr>
-        <w:pStyle w:val="BodyText"/>
+    </w:p>
+    <w:p>
+      <w:pPr>
+        <w:pStyle w:val="a3"/>
         <w:spacing w:before="104"/>
         <w:ind w:left="0"/>
         <w:jc w:val="left"/>
@@ -138,39 +85,36 @@
     </w:p>
     <w:p>
       <w:pPr>
-        <w:pStyle w:val="Heading1"/>
+        <w:pStyle w:val="1"/>
         <w:spacing w:line="317" w:lineRule="exact"/>
         <w:ind w:right="744"/>
       </w:pPr>
       <w:r>
-        <w:rPr/>
         <w:t>АРБИТРАЖНЫЙ</w:t>
       </w:r>
       <w:r>
         <w:rPr>
           <w:spacing w:val="-4"/>
         </w:rPr>
-        <w:t> </w:t>
-      </w:r>
-      <w:r>
-        <w:rPr/>
+        <w:t xml:space="preserve"> </w:t>
+      </w:r>
+      <w:r>
         <w:t>СУД</w:t>
       </w:r>
       <w:r>
         <w:rPr>
           <w:spacing w:val="-7"/>
         </w:rPr>
-        <w:t> </w:t>
-      </w:r>
-      <w:r>
-        <w:rPr/>
+        <w:t xml:space="preserve"> </w:t>
+      </w:r>
+      <w:r>
         <w:t>РОСТОВСКОЙ</w:t>
       </w:r>
       <w:r>
         <w:rPr>
           <w:spacing w:val="-5"/>
         </w:rPr>
-        <w:t> </w:t>
+        <w:t xml:space="preserve"> </w:t>
       </w:r>
       <w:r>
         <w:rPr>
@@ -181,85 +125,76 @@
     </w:p>
     <w:p>
       <w:pPr>
-        <w:pStyle w:val="BodyText"/>
+        <w:pStyle w:val="a3"/>
         <w:ind w:left="743" w:right="738"/>
         <w:jc w:val="center"/>
       </w:pPr>
       <w:r>
-        <w:rPr/>
         <w:t>344</w:t>
       </w:r>
       <w:r>
         <w:rPr>
           <w:spacing w:val="-7"/>
         </w:rPr>
-        <w:t> </w:t>
-      </w:r>
-      <w:r>
-        <w:rPr/>
+        <w:t xml:space="preserve"> </w:t>
+      </w:r>
+      <w:r>
         <w:t>002</w:t>
       </w:r>
       <w:r>
         <w:rPr>
           <w:spacing w:val="-7"/>
         </w:rPr>
-        <w:t> </w:t>
-      </w:r>
-      <w:r>
-        <w:rPr/>
+        <w:t xml:space="preserve"> </w:t>
+      </w:r>
+      <w:r>
         <w:t>г.</w:t>
       </w:r>
       <w:r>
         <w:rPr>
           <w:spacing w:val="-7"/>
         </w:rPr>
-        <w:t> </w:t>
-      </w:r>
-      <w:r>
-        <w:rPr/>
+        <w:t xml:space="preserve"> </w:t>
+      </w:r>
+      <w:r>
         <w:t>Ростов-на-Дону,</w:t>
       </w:r>
       <w:r>
         <w:rPr>
           <w:spacing w:val="-3"/>
         </w:rPr>
-        <w:t> </w:t>
-      </w:r>
-      <w:r>
-        <w:rPr/>
+        <w:t xml:space="preserve"> </w:t>
+      </w:r>
+      <w:r>
         <w:t>ул.</w:t>
       </w:r>
       <w:r>
         <w:rPr>
           <w:spacing w:val="-7"/>
         </w:rPr>
-        <w:t> </w:t>
-      </w:r>
-      <w:r>
-        <w:rPr/>
+        <w:t xml:space="preserve"> </w:t>
+      </w:r>
+      <w:r>
         <w:t>Станиславского,</w:t>
       </w:r>
       <w:r>
         <w:rPr>
           <w:spacing w:val="-5"/>
         </w:rPr>
-        <w:t> </w:t>
-      </w:r>
-      <w:r>
-        <w:rPr/>
-        <w:t>10/11-13 </w:t>
-      </w:r>
-      <w:hyperlink r:id="rId8">
+        <w:t xml:space="preserve"> </w:t>
+      </w:r>
+      <w:r>
+        <w:t xml:space="preserve">10/11-13 </w:t>
+      </w:r>
+      <w:hyperlink r:id="rId7">
         <w:r>
-          <w:rPr/>
           <w:t>http://www.rostov.arbitr.ru</w:t>
         </w:r>
       </w:hyperlink>
       <w:r>
-        <w:rPr/>
-        <w:t>; е-mail: </w:t>
-      </w:r>
-      <w:hyperlink r:id="rId9">
+        <w:t xml:space="preserve">; е-mail: </w:t>
+      </w:r>
+      <w:hyperlink r:id="rId8">
         <w:r>
           <w:rPr>
             <w:color w:val="0000FF"/>
@@ -271,7 +206,7 @@
     </w:p>
     <w:p>
       <w:pPr>
-        <w:pStyle w:val="BodyText"/>
+        <w:pStyle w:val="a3"/>
         <w:spacing w:before="94"/>
         <w:ind w:left="0"/>
         <w:jc w:val="left"/>
@@ -282,107 +217,97 @@
     </w:p>
     <w:p>
       <w:pPr>
-        <w:pStyle w:val="Heading1"/>
-      </w:pPr>
-      <w:r>
-        <w:rPr/>
+        <w:pStyle w:val="1"/>
+      </w:pPr>
+      <w:r>
         <w:t>О</w:t>
       </w:r>
       <w:r>
         <w:rPr>
           <w:spacing w:val="2"/>
         </w:rPr>
-        <w:t> </w:t>
-      </w:r>
-      <w:r>
-        <w:rPr/>
+        <w:t xml:space="preserve"> </w:t>
+      </w:r>
+      <w:r>
         <w:t>П</w:t>
       </w:r>
       <w:r>
         <w:rPr>
           <w:spacing w:val="-4"/>
         </w:rPr>
-        <w:t> </w:t>
-      </w:r>
-      <w:r>
-        <w:rPr/>
+        <w:t xml:space="preserve"> </w:t>
+      </w:r>
+      <w:r>
         <w:t>Р</w:t>
       </w:r>
       <w:r>
         <w:rPr>
           <w:spacing w:val="3"/>
         </w:rPr>
-        <w:t> </w:t>
-      </w:r>
-      <w:r>
-        <w:rPr/>
+        <w:t xml:space="preserve"> </w:t>
+      </w:r>
+      <w:r>
         <w:t>Е</w:t>
       </w:r>
       <w:r>
         <w:rPr>
           <w:spacing w:val="-2"/>
         </w:rPr>
-        <w:t> </w:t>
-      </w:r>
-      <w:r>
-        <w:rPr/>
+        <w:t xml:space="preserve"> </w:t>
+      </w:r>
+      <w:r>
         <w:t>Д</w:t>
       </w:r>
       <w:r>
         <w:rPr>
           <w:spacing w:val="1"/>
         </w:rPr>
-        <w:t> </w:t>
-      </w:r>
-      <w:r>
-        <w:rPr/>
+        <w:t xml:space="preserve"> </w:t>
+      </w:r>
+      <w:r>
         <w:t>Е</w:t>
       </w:r>
       <w:r>
         <w:rPr>
           <w:spacing w:val="-2"/>
         </w:rPr>
-        <w:t> </w:t>
-      </w:r>
-      <w:r>
-        <w:rPr/>
+        <w:t xml:space="preserve"> </w:t>
+      </w:r>
+      <w:r>
         <w:t>Л</w:t>
       </w:r>
       <w:r>
         <w:rPr>
           <w:spacing w:val="1"/>
         </w:rPr>
-        <w:t> </w:t>
-      </w:r>
-      <w:r>
-        <w:rPr/>
+        <w:t xml:space="preserve"> </w:t>
+      </w:r>
+      <w:r>
         <w:t>Е</w:t>
       </w:r>
       <w:r>
         <w:rPr>
           <w:spacing w:val="-2"/>
         </w:rPr>
-        <w:t> </w:t>
-      </w:r>
-      <w:r>
-        <w:rPr/>
+        <w:t xml:space="preserve"> </w:t>
+      </w:r>
+      <w:r>
         <w:t>Н</w:t>
       </w:r>
       <w:r>
         <w:rPr>
           <w:spacing w:val="2"/>
         </w:rPr>
-        <w:t> </w:t>
-      </w:r>
-      <w:r>
-        <w:rPr/>
+        <w:t xml:space="preserve"> </w:t>
+      </w:r>
+      <w:r>
         <w:t>И</w:t>
       </w:r>
       <w:r>
         <w:rPr>
           <w:spacing w:val="2"/>
         </w:rPr>
-        <w:t> </w:t>
+        <w:t xml:space="preserve"> </w:t>
       </w:r>
       <w:r>
         <w:rPr>
@@ -393,119 +318,108 @@
     </w:p>
     <w:p>
       <w:pPr>
-        <w:pStyle w:val="BodyText"/>
+        <w:pStyle w:val="a3"/>
         <w:spacing w:before="156"/>
         <w:ind w:left="0" w:right="10"/>
         <w:jc w:val="center"/>
       </w:pPr>
       <w:r>
-        <w:rPr/>
         <w:t>о</w:t>
       </w:r>
       <w:r>
         <w:rPr>
           <w:spacing w:val="-11"/>
         </w:rPr>
-        <w:t> </w:t>
-      </w:r>
-      <w:r>
-        <w:rPr/>
+        <w:t xml:space="preserve"> </w:t>
+      </w:r>
+      <w:r>
         <w:t>принятии</w:t>
       </w:r>
       <w:r>
         <w:rPr>
           <w:spacing w:val="-3"/>
         </w:rPr>
-        <w:t> </w:t>
-      </w:r>
-      <w:r>
-        <w:rPr/>
+        <w:t xml:space="preserve"> </w:t>
+      </w:r>
+      <w:r>
         <w:t>к</w:t>
       </w:r>
       <w:r>
         <w:rPr>
           <w:spacing w:val="-5"/>
         </w:rPr>
-        <w:t> </w:t>
-      </w:r>
-      <w:r>
-        <w:rPr/>
+        <w:t xml:space="preserve"> </w:t>
+      </w:r>
+      <w:r>
         <w:t>рассмотрению</w:t>
       </w:r>
       <w:r>
         <w:rPr>
           <w:spacing w:val="-3"/>
         </w:rPr>
-        <w:t> </w:t>
-      </w:r>
-      <w:r>
-        <w:rPr/>
+        <w:t xml:space="preserve"> </w:t>
+      </w:r>
+      <w:r>
         <w:t>заявления</w:t>
       </w:r>
       <w:r>
         <w:rPr>
           <w:spacing w:val="-3"/>
         </w:rPr>
-        <w:t> </w:t>
-      </w:r>
-      <w:r>
-        <w:rPr/>
+        <w:t xml:space="preserve"> </w:t>
+      </w:r>
+      <w:r>
         <w:t>об</w:t>
       </w:r>
       <w:r>
         <w:rPr>
           <w:spacing w:val="-1"/>
         </w:rPr>
-        <w:t> </w:t>
-      </w:r>
-      <w:r>
-        <w:rPr/>
+        <w:t xml:space="preserve"> </w:t>
+      </w:r>
+      <w:r>
         <w:t>установлении</w:t>
       </w:r>
       <w:r>
         <w:rPr>
           <w:spacing w:val="-2"/>
         </w:rPr>
-        <w:t> </w:t>
-      </w:r>
-      <w:r>
-        <w:rPr/>
+        <w:t xml:space="preserve"> </w:t>
+      </w:r>
+      <w:r>
         <w:t>размера</w:t>
       </w:r>
       <w:r>
         <w:rPr>
           <w:spacing w:val="-5"/>
         </w:rPr>
-        <w:t> </w:t>
-      </w:r>
-      <w:r>
-        <w:rPr/>
+        <w:t xml:space="preserve"> </w:t>
+      </w:r>
+      <w:r>
         <w:t>требований</w:t>
       </w:r>
       <w:r>
         <w:rPr>
           <w:spacing w:val="-2"/>
         </w:rPr>
-        <w:t> кредиторов</w:t>
-      </w:r>
-    </w:p>
-    <w:p>
-      <w:pPr>
-        <w:pStyle w:val="BodyText"/>
-        <w:spacing w:line="273" w:lineRule="exact" w:before="274"/>
-      </w:pPr>
-      <w:r>
-        <w:rPr/>
+        <w:t xml:space="preserve"> кредиторов</w:t>
+      </w:r>
+    </w:p>
+    <w:p>
+      <w:pPr>
+        <w:pStyle w:val="a3"/>
+        <w:spacing w:before="274" w:line="273" w:lineRule="exact"/>
+      </w:pPr>
+      <w:r>
         <w:t>г.</w:t>
       </w:r>
       <w:r>
         <w:rPr>
           <w:spacing w:val="-9"/>
         </w:rPr>
-        <w:t> </w:t>
-      </w:r>
-      <w:r>
-        <w:rPr/>
+        <w:t xml:space="preserve"> </w:t>
+      </w:r>
+      <w:r>
         <w:t>Ростов-на-</w:t>
       </w:r>
       <w:r>
@@ -517,276 +431,116 @@
     </w:p>
     <w:p>
       <w:pPr>
-        <w:pStyle w:val="BodyText"/>
+        <w:pStyle w:val="a3"/>
         <w:tabs>
-          <w:tab w:pos="9643" w:val="right"/>
+          <w:tab w:val="right" w:pos="9643"/>
         </w:tabs>
         <w:spacing w:line="273" w:lineRule="exact"/>
       </w:pPr>
       <w:r>
-        <w:rPr/>
         <w:t>[66]</w:t>
       </w:r>
       <w:r>
-        <w:rPr>
-          <w:spacing w:val="-10"/>
-        </w:rPr>
-      </w:r>
-      <w:r>
-        <w:rPr/>
-      </w:r>
-      <w:r>
-        <w:rPr>
-          <w:spacing w:val="-2"/>
-        </w:rPr>
-      </w:r>
-      <w:r>
-        <w:rPr/>
-      </w:r>
-      <w:r>
-        <w:rPr>
-          <w:spacing w:val="-2"/>
-        </w:rPr>
-      </w:r>
-      <w:r>
-        <w:rPr>
-          <w:spacing w:val="-4"/>
-        </w:rPr>
-      </w:r>
-      <w:r>
-        <w:rPr/>
         <w:tab/>
         <w:t>Дело № [1]</w:t>
       </w:r>
-      <w:r>
-        <w:rPr>
-          <w:spacing w:val="-7"/>
-        </w:rPr>
-      </w:r>
-      <w:r>
-        <w:rPr/>
+    </w:p>
+    <w:p>
+      <w:pPr>
+        <w:pStyle w:val="a3"/>
+        <w:spacing w:before="144" w:line="275" w:lineRule="exact"/>
+        <w:ind w:left="851"/>
+      </w:pPr>
+      <w:r>
+        <w:t>Арбитражный</w:t>
+      </w:r>
+      <w:r>
+        <w:rPr>
+          <w:spacing w:val="-5"/>
+        </w:rPr>
+        <w:t xml:space="preserve"> </w:t>
+      </w:r>
+      <w:r>
+        <w:t>суд</w:t>
+      </w:r>
+      <w:r>
+        <w:rPr>
+          <w:spacing w:val="-3"/>
+        </w:rPr>
+        <w:t xml:space="preserve"> </w:t>
+      </w:r>
+      <w:r>
+        <w:t>Ростовской области</w:t>
+      </w:r>
+      <w:r>
+        <w:rPr>
+          <w:spacing w:val="50"/>
+        </w:rPr>
+        <w:t xml:space="preserve"> </w:t>
+      </w:r>
+      <w:r>
+        <w:t>в составе судьи [415]</w:t>
       </w:r>
       <w:r>
         <w:rPr>
           <w:spacing w:val="-2"/>
         </w:rPr>
-      </w:r>
-      <w:r>
-        <w:rPr/>
-      </w:r>
-      <w:r>
-        <w:rPr>
-          <w:spacing w:val="-2"/>
-        </w:rPr>
-      </w:r>
-    </w:p>
-    <w:p>
-      <w:pPr>
-        <w:pStyle w:val="BodyText"/>
-        <w:spacing w:line="275" w:lineRule="exact" w:before="144"/>
-        <w:ind w:left="851"/>
-      </w:pPr>
-      <w:r>
-        <w:rPr/>
-        <w:t>Арбитражный</w:t>
-      </w:r>
-      <w:r>
-        <w:rPr>
-          <w:spacing w:val="-5"/>
-        </w:rPr>
-        <w:t> </w:t>
-      </w:r>
-      <w:r>
-        <w:rPr/>
-        <w:t>суд</w:t>
-      </w:r>
-      <w:r>
-        <w:rPr>
-          <w:spacing w:val="-3"/>
-        </w:rPr>
-        <w:t> </w:t>
-      </w:r>
-      <w:r>
-        <w:rPr/>
-        <w:t>Ростовской области</w:t>
-      </w:r>
-      <w:r>
-        <w:rPr>
-          <w:spacing w:val="50"/>
-        </w:rPr>
-        <w:t> </w:t>
-      </w:r>
-      <w:r>
-        <w:rPr/>
-        <w:t>в составе судьи [415]</w:t>
-      </w:r>
-      <w:r>
-        <w:rPr>
-          <w:spacing w:val="-4"/>
-        </w:rPr>
-      </w:r>
-      <w:r>
-        <w:rPr/>
-      </w:r>
-      <w:r>
-        <w:rPr>
-          <w:spacing w:val="-3"/>
-        </w:rPr>
-      </w:r>
-      <w:r>
-        <w:rPr/>
-      </w:r>
-      <w:r>
-        <w:rPr>
-          <w:spacing w:val="-4"/>
-        </w:rPr>
-      </w:r>
-      <w:r>
-        <w:rPr/>
-      </w:r>
-      <w:r>
-        <w:rPr>
-          <w:spacing w:val="-4"/>
-        </w:rPr>
-      </w:r>
-      <w:r>
-        <w:rPr>
-          <w:spacing w:val="-2"/>
-        </w:rPr>
         <w:t>,</w:t>
       </w:r>
     </w:p>
     <w:p>
       <w:pPr>
-        <w:pStyle w:val="BodyText"/>
+        <w:pStyle w:val="a3"/>
         <w:spacing w:line="242" w:lineRule="auto"/>
         <w:ind w:right="142"/>
       </w:pPr>
       <w:r>
-        <w:rPr/>
         <w:t>ознакомившись с заявлением «[989]» (ОГРН [990], ИНН [991], место нахождения: [988])</w:t>
       </w:r>
-      <w:r>
-        <w:rPr>
-          <w:spacing w:val="80"/>
-          <w:w w:val="150"/>
-        </w:rPr>
-      </w:r>
-      <w:r>
-        <w:rPr/>
-      </w:r>
-      <w:r>
-        <w:rPr>
-          <w:spacing w:val="80"/>
-          <w:w w:val="150"/>
-        </w:rPr>
-      </w:r>
-      <w:r>
-        <w:rPr/>
-      </w:r>
-      <w:r>
-        <w:rPr>
-          <w:spacing w:val="80"/>
-          <w:w w:val="150"/>
-        </w:rPr>
-      </w:r>
-      <w:r>
-        <w:rPr/>
-      </w:r>
-      <w:r>
-        <w:rPr>
-          <w:spacing w:val="80"/>
-          <w:w w:val="150"/>
-        </w:rPr>
-      </w:r>
-      <w:r>
-        <w:rPr/>
-      </w:r>
-      <w:r>
-        <w:rPr>
-          <w:spacing w:val="80"/>
-          <w:w w:val="150"/>
-        </w:rPr>
-      </w:r>
-      <w:r>
-        <w:rPr/>
-      </w:r>
-      <w:r>
-        <w:rPr>
-          <w:spacing w:val="80"/>
-          <w:w w:val="150"/>
-        </w:rPr>
-      </w:r>
-      <w:r>
-        <w:rPr/>
-      </w:r>
-      <w:r>
-        <w:rPr>
-          <w:spacing w:val="80"/>
-          <w:w w:val="150"/>
-        </w:rPr>
-      </w:r>
-      <w:r>
-        <w:rPr/>
-      </w:r>
-      <w:r>
-        <w:rPr>
-          <w:spacing w:val="80"/>
-          <w:w w:val="150"/>
-        </w:rPr>
-      </w:r>
-      <w:r>
-        <w:rPr/>
-      </w:r>
-    </w:p>
-    <w:p>
-      <w:pPr>
-        <w:pStyle w:val="BodyText"/>
+    </w:p>
+    <w:p>
+      <w:pPr>
+        <w:pStyle w:val="a3"/>
         <w:spacing w:line="269" w:lineRule="exact"/>
       </w:pPr>
       <w:r>
-        <w:rPr/>
         <w:t>о</w:t>
       </w:r>
       <w:r>
         <w:rPr>
           <w:spacing w:val="-8"/>
         </w:rPr>
-        <w:t> </w:t>
-      </w:r>
-      <w:r>
-        <w:rPr/>
+        <w:t xml:space="preserve"> </w:t>
+      </w:r>
+      <w:r>
         <w:t>включении</w:t>
       </w:r>
       <w:r>
         <w:rPr>
           <w:spacing w:val="-1"/>
         </w:rPr>
-        <w:t> </w:t>
-      </w:r>
-      <w:r>
-        <w:rPr/>
+        <w:t xml:space="preserve"> </w:t>
+      </w:r>
+      <w:r>
         <w:t>в</w:t>
       </w:r>
       <w:r>
         <w:rPr>
           <w:spacing w:val="-1"/>
         </w:rPr>
-        <w:t> </w:t>
-      </w:r>
-      <w:r>
-        <w:rPr/>
+        <w:t xml:space="preserve"> </w:t>
+      </w:r>
+      <w:r>
         <w:t>реестр</w:t>
       </w:r>
       <w:r>
         <w:rPr>
           <w:spacing w:val="-2"/>
         </w:rPr>
-        <w:t> </w:t>
-      </w:r>
-      <w:r>
-        <w:rPr/>
-        <w:t>требований </w:t>
+        <w:t xml:space="preserve"> </w:t>
+      </w:r>
+      <w:r>
+        <w:t xml:space="preserve">требований </w:t>
       </w:r>
       <w:r>
         <w:rPr>
@@ -797,429 +551,132 @@
     </w:p>
     <w:p>
       <w:pPr>
-        <w:pStyle w:val="BodyText"/>
+        <w:pStyle w:val="a3"/>
         <w:ind w:right="136"/>
       </w:pPr>
       <w:r>
-        <w:rPr/>
-        <w:t>в рамках дела о несостоятельности (банкротстве) [2.1] ([3] года рождения, место рождения: [3.1], ИНН [4], СНИЛС [5], адрес регистрации: [6])</w:t>
-      </w:r>
-      <w:r>
-        <w:rPr>
-          <w:spacing w:val="23"/>
-        </w:rPr>
-      </w:r>
-      <w:r>
-        <w:rPr/>
-      </w:r>
-      <w:r>
-        <w:rPr>
-          <w:spacing w:val="80"/>
-        </w:rPr>
-      </w:r>
-      <w:r>
-        <w:rPr/>
-        <w:t>,</w:t>
-      </w:r>
-    </w:p>
-    <w:p>
-      <w:pPr>
-        <w:pStyle w:val="BodyText"/>
+        <w:t>в рамках дела о несостоятельности (банкротстве) [2.1] ([3] года рождения, место рождения: [3.1], ИНН [4], СНИЛС [5], адрес регистрации: [6]),</w:t>
+      </w:r>
+    </w:p>
+    <w:p>
+      <w:pPr>
+        <w:pStyle w:val="a3"/>
         <w:spacing w:before="275"/>
         <w:ind w:right="142" w:firstLine="710"/>
       </w:pPr>
       <w:r>
-        <w:rPr/>
         <w:t>установил: решением Арбитражного суда Ростовской области от [7] должник признан несостоятельным (банкротом), в отношении него введена процедура реализации имущества гражданина. Финансовым управляющим утвержден [8].</w:t>
       </w:r>
     </w:p>
     <w:p>
       <w:pPr>
-        <w:pStyle w:val="BodyText"/>
+        <w:pStyle w:val="a3"/>
         <w:spacing w:before="1"/>
         <w:ind w:right="149" w:firstLine="710"/>
       </w:pPr>
       <w:r>
-        <w:rPr/>
         <w:t>Сведения о признании должника банкротом и введении процедуры реализации имущества гражданина опубликованы в газете «Коммерсантъ» №[67] от [68].</w:t>
       </w:r>
     </w:p>
     <w:p>
       <w:pPr>
-        <w:pStyle w:val="BodyText"/>
+        <w:pStyle w:val="a3"/>
         <w:ind w:right="142" w:firstLine="710"/>
       </w:pPr>
       <w:r>
-        <w:rPr/>
         <w:t>[23] (согласно штампу канцелярии; [24] посредством сервиса электронной подачи документов «Мой Арбитр») [989] обратилось с заявлением о включении в третью очередь реестра требований кредиторов должника задолженности по</w:t>
       </w:r>
       <w:r>
         <w:rPr>
           <w:spacing w:val="57"/>
         </w:rPr>
-        <w:t> </w:t>
-      </w:r>
-      <w:r>
-        <w:rPr/>
+        <w:t xml:space="preserve"> </w:t>
+      </w:r>
+      <w:r>
         <w:t>кредитным</w:t>
       </w:r>
       <w:r>
         <w:rPr>
           <w:spacing w:val="65"/>
         </w:rPr>
-        <w:t> </w:t>
-      </w:r>
-      <w:r>
-        <w:rPr/>
+        <w:t xml:space="preserve"> </w:t>
+      </w:r>
+      <w:r>
         <w:t>договорам</w:t>
       </w:r>
       <w:r>
         <w:rPr>
           <w:spacing w:val="65"/>
         </w:rPr>
-        <w:t> </w:t>
-      </w:r>
-      <w:r>
-        <w:rPr/>
+        <w:t xml:space="preserve"> </w:t>
+      </w:r>
+      <w:r>
         <w:t>№ [110] от [100], № [111] от [101],</w:t>
       </w:r>
-      <w:r>
-        <w:rPr>
-          <w:spacing w:val="67"/>
-        </w:rPr>
-      </w:r>
-      <w:r>
-        <w:rPr/>
-      </w:r>
-      <w:r>
-        <w:rPr>
-          <w:spacing w:val="62"/>
-        </w:rPr>
-      </w:r>
-      <w:r>
-        <w:rPr/>
-      </w:r>
-      <w:r>
-        <w:rPr>
-          <w:spacing w:val="63"/>
-        </w:rPr>
-      </w:r>
-      <w:r>
-        <w:rPr/>
-      </w:r>
-      <w:r>
-        <w:rPr>
-          <w:spacing w:val="62"/>
-        </w:rPr>
-      </w:r>
-      <w:r>
-        <w:rPr/>
-      </w:r>
-      <w:r>
-        <w:rPr>
-          <w:spacing w:val="63"/>
-        </w:rPr>
+    </w:p>
+    <w:p>
+      <w:pPr>
+        <w:pStyle w:val="a3"/>
+        <w:spacing w:line="275" w:lineRule="exact"/>
+      </w:pPr>
+      <w:r>
+        <w:t>№ [112] от [102], № [113] от [103], № [114] от [104] в размере [12]</w:t>
+      </w:r>
+    </w:p>
+    <w:p>
+      <w:pPr>
+        <w:pStyle w:val="a3"/>
+        <w:spacing w:line="275" w:lineRule="exact"/>
+      </w:pPr>
+      <w:r>
+        <w:t>руб., из них:</w:t>
       </w:r>
       <w:r>
         <w:rPr>
           <w:spacing w:val="-2"/>
         </w:rPr>
-      </w:r>
-    </w:p>
-    <w:p>
-      <w:pPr>
-        <w:pStyle w:val="BodyText"/>
-        <w:spacing w:line="275" w:lineRule="exact"/>
-      </w:pPr>
-      <w:r>
-        <w:rPr/>
-        <w:t>№ [112] от [102], № [113] от [103], № [114] от [104] в размере [12]</w:t>
-      </w:r>
-      <w:r>
-        <w:rPr>
-          <w:spacing w:val="10"/>
-        </w:rPr>
-      </w:r>
-      <w:r>
-        <w:rPr/>
-      </w:r>
-      <w:r>
-        <w:rPr>
-          <w:spacing w:val="12"/>
-        </w:rPr>
-      </w:r>
-      <w:r>
-        <w:rPr/>
-      </w:r>
-      <w:r>
-        <w:rPr>
-          <w:spacing w:val="12"/>
-        </w:rPr>
-      </w:r>
-      <w:r>
-        <w:rPr/>
-      </w:r>
-      <w:r>
-        <w:rPr>
-          <w:spacing w:val="12"/>
-        </w:rPr>
-      </w:r>
-      <w:r>
-        <w:rPr/>
-      </w:r>
-      <w:r>
-        <w:rPr>
-          <w:spacing w:val="12"/>
-        </w:rPr>
-      </w:r>
-      <w:r>
-        <w:rPr/>
-      </w:r>
-      <w:r>
-        <w:rPr>
-          <w:spacing w:val="12"/>
-        </w:rPr>
-      </w:r>
-      <w:r>
-        <w:rPr/>
-      </w:r>
-      <w:r>
-        <w:rPr>
-          <w:spacing w:val="13"/>
-        </w:rPr>
-      </w:r>
-      <w:r>
-        <w:rPr/>
-      </w:r>
-      <w:r>
-        <w:rPr>
-          <w:spacing w:val="12"/>
-        </w:rPr>
-      </w:r>
-      <w:r>
-        <w:rPr/>
-      </w:r>
-      <w:r>
-        <w:rPr>
-          <w:spacing w:val="55"/>
-          <w:w w:val="150"/>
-        </w:rPr>
-      </w:r>
-      <w:r>
-        <w:rPr/>
-      </w:r>
-      <w:r>
-        <w:rPr>
-          <w:spacing w:val="14"/>
-        </w:rPr>
-      </w:r>
-      <w:r>
-        <w:rPr/>
-      </w:r>
-      <w:r>
-        <w:rPr>
-          <w:spacing w:val="11"/>
-        </w:rPr>
-      </w:r>
-      <w:r>
-        <w:rPr/>
-      </w:r>
-      <w:r>
-        <w:rPr>
-          <w:spacing w:val="13"/>
-        </w:rPr>
-      </w:r>
-      <w:r>
-        <w:rPr>
-          <w:spacing w:val="-5"/>
-        </w:rPr>
-      </w:r>
-    </w:p>
-    <w:p>
-      <w:pPr>
-        <w:pStyle w:val="BodyText"/>
-        <w:spacing w:line="275" w:lineRule="exact"/>
-      </w:pPr>
-      <w:r>
-        <w:rPr/>
-        <w:t>руб., из них:</w:t>
-      </w:r>
-      <w:r>
-        <w:rPr>
-          <w:spacing w:val="-1"/>
-        </w:rPr>
-      </w:r>
-      <w:r>
-        <w:rPr/>
+        <w:t xml:space="preserve"> </w:t>
+      </w:r>
+      <w:r>
+        <w:t>[13] руб. – основной долг,</w:t>
       </w:r>
       <w:r>
         <w:rPr>
           <w:spacing w:val="2"/>
         </w:rPr>
-      </w:r>
-      <w:r>
-        <w:rPr/>
-      </w:r>
-      <w:r>
-        <w:rPr>
-          <w:spacing w:val="3"/>
-        </w:rPr>
-      </w:r>
-      <w:r>
-        <w:rPr/>
-      </w:r>
-      <w:r>
-        <w:rPr>
-          <w:spacing w:val="-2"/>
-        </w:rPr>
-        <w:t> </w:t>
-      </w:r>
-      <w:r>
-        <w:rPr/>
-        <w:t>[13] руб. – основной долг</w:t>
+        <w:t xml:space="preserve"> </w:t>
+      </w:r>
+      <w:r>
+        <w:t>[14] руб. – проценты,</w:t>
       </w:r>
       <w:r>
         <w:rPr>
           <w:spacing w:val="2"/>
         </w:rPr>
-      </w:r>
-      <w:r>
-        <w:rPr/>
-      </w:r>
-      <w:r>
-        <w:rPr>
-          <w:spacing w:val="-2"/>
-        </w:rPr>
-      </w:r>
-      <w:r>
-        <w:rPr/>
-      </w:r>
-      <w:r>
-        <w:rPr>
-          <w:spacing w:val="2"/>
-        </w:rPr>
-      </w:r>
-      <w:r>
-        <w:rPr/>
-      </w:r>
-      <w:r>
-        <w:rPr>
-          <w:spacing w:val="3"/>
-        </w:rPr>
-      </w:r>
-      <w:r>
-        <w:rPr/>
-      </w:r>
-      <w:r>
-        <w:rPr>
-          <w:spacing w:val="8"/>
-        </w:rPr>
-      </w:r>
-      <w:r>
-        <w:rPr/>
-      </w:r>
-      <w:r>
-        <w:rPr>
-          <w:spacing w:val="9"/>
-        </w:rPr>
-      </w:r>
-      <w:r>
-        <w:rPr/>
-        <w:t>,</w:t>
-      </w:r>
-      <w:r>
-        <w:rPr>
-          <w:spacing w:val="2"/>
-        </w:rPr>
-        <w:t> </w:t>
-      </w:r>
-      <w:r>
-        <w:rPr/>
-        <w:t>[14] руб. – проценты</w:t>
-      </w:r>
-      <w:r>
-        <w:rPr>
-          <w:spacing w:val="1"/>
-        </w:rPr>
-      </w:r>
-      <w:r>
-        <w:rPr/>
-      </w:r>
-      <w:r>
-        <w:rPr>
-          <w:spacing w:val="2"/>
-        </w:rPr>
-      </w:r>
-      <w:r>
-        <w:rPr/>
-      </w:r>
-      <w:r>
-        <w:rPr>
-          <w:spacing w:val="6"/>
-        </w:rPr>
-      </w:r>
-      <w:r>
-        <w:rPr/>
-      </w:r>
-      <w:r>
-        <w:rPr>
-          <w:spacing w:val="3"/>
-        </w:rPr>
-      </w:r>
-      <w:r>
-        <w:rPr/>
-        <w:t>,</w:t>
-      </w:r>
-      <w:r>
-        <w:rPr>
-          <w:spacing w:val="2"/>
-        </w:rPr>
-        <w:t> </w:t>
-      </w:r>
-      <w:r>
-        <w:rPr/>
+        <w:t xml:space="preserve"> </w:t>
+      </w:r>
+      <w:r>
         <w:t>[15]</w:t>
       </w:r>
-      <w:r>
-        <w:rPr>
-          <w:spacing w:val="2"/>
-        </w:rPr>
-      </w:r>
-      <w:r>
-        <w:rPr>
-          <w:spacing w:val="-2"/>
-        </w:rPr>
-      </w:r>
-    </w:p>
-    <w:p>
-      <w:pPr>
-        <w:pStyle w:val="BodyText"/>
+    </w:p>
+    <w:p>
+      <w:pPr>
+        <w:pStyle w:val="a3"/>
         <w:spacing w:before="4"/>
         <w:ind w:right="137"/>
       </w:pPr>
       <w:r>
-        <w:rPr/>
-        <w:t>руб. – неустойка, [16] руб. – государственная пошлина; из них: [0007] руб. по кредитному договору № [0006] от [0005], как обеспеченные залогом недвижимого имущества: [1221]</w:t>
-      </w:r>
-      <w:r>
-        <w:rPr>
-          <w:spacing w:val="40"/>
-        </w:rPr>
-      </w:r>
-      <w:r>
-        <w:rPr/>
-        <w:t>; о взыскании с должника государственной пошлины в размере [17] руб.</w:t>
-      </w:r>
-    </w:p>
-    <w:p>
-      <w:pPr>
-        <w:pStyle w:val="BodyText"/>
+        <w:t>руб. – неустойка, [16] руб. – государственная пошлина; из них: [0007] руб. по кредитному договору № [0006] от [0005], как обеспеченные залогом недвижимого имущества: [1221]; о взыскании с должника государственной пошлины в размере [17] руб.</w:t>
+      </w:r>
+    </w:p>
+    <w:p>
+      <w:pPr>
+        <w:pStyle w:val="a3"/>
         <w:spacing w:before="1"/>
         <w:ind w:right="142" w:firstLine="705"/>
       </w:pPr>
       <w:r>
-        <w:rPr/>
-        <w:t>В соответствии с п. 3 ст. 100 Федерального закона от 26.10.2002 № 127-ФЗ «О несостоятельности (банкротстве)» требование кредитора рассматривается судьей арбитражного суда единолично без проведения судебного заседания и вызова лиц, участвующих в деле о банкротстве, если иное не предусмотрено пунктом 3.1 настоящей </w:t>
+        <w:t xml:space="preserve">В соответствии с п. 3 ст. 100 Федерального закона от 26.10.2002 № 127-ФЗ «О несостоятельности (банкротстве)» требование кредитора рассматривается судьей арбитражного суда единолично без проведения судебного заседания и вызова лиц, участвующих в деле о банкротстве, если иное не предусмотрено пунктом 3.1 настоящей </w:t>
       </w:r>
       <w:r>
         <w:rPr>
@@ -1230,20 +687,20 @@
     </w:p>
     <w:p>
       <w:pPr>
-        <w:pStyle w:val="BodyText"/>
-        <w:spacing w:after="0"/>
+        <w:pStyle w:val="a3"/>
         <w:sectPr>
-          <w:headerReference w:type="default" r:id="rId5"/>
+          <w:headerReference w:type="default" r:id="rId9"/>
           <w:type w:val="continuous"/>
           <w:pgSz w:w="11910" w:h="16840"/>
-          <w:pgMar w:header="707" w:footer="0" w:top="920" w:bottom="280" w:left="1559" w:right="708"/>
+          <w:pgMar w:top="920" w:right="708" w:bottom="280" w:left="1559" w:header="707" w:footer="0" w:gutter="0"/>
           <w:pgNumType w:start="1"/>
+          <w:cols w:space="720"/>
         </w:sectPr>
       </w:pPr>
     </w:p>
     <w:p>
       <w:pPr>
-        <w:pStyle w:val="BodyText"/>
+        <w:pStyle w:val="a3"/>
         <w:spacing w:before="186"/>
         <w:ind w:left="0"/>
         <w:jc w:val="left"/>
@@ -1251,27 +708,25 @@
     </w:p>
     <w:p>
       <w:pPr>
-        <w:pStyle w:val="BodyText"/>
+        <w:pStyle w:val="a3"/>
         <w:ind w:right="140" w:firstLine="705"/>
       </w:pPr>
       <w:r>
-        <w:rPr/>
         <w:t>Руководствуясь ст. 60, 213.24 Федерального закона от 26.10.2002 № 127-ФЗ «О несостоятельности (банкротстве)», статьями 184, 185, 223 Арбитражного</w:t>
       </w:r>
       <w:r>
         <w:rPr>
           <w:spacing w:val="-5"/>
         </w:rPr>
-        <w:t> </w:t>
-      </w:r>
-      <w:r>
-        <w:rPr/>
+        <w:t xml:space="preserve"> </w:t>
+      </w:r>
+      <w:r>
         <w:t>процессуального кодекса Российской Федерации, арбитражный суд</w:t>
       </w:r>
     </w:p>
     <w:p>
       <w:pPr>
-        <w:pStyle w:val="BodyText"/>
+        <w:pStyle w:val="a3"/>
         <w:spacing w:before="7"/>
         <w:ind w:left="0"/>
         <w:jc w:val="left"/>
@@ -1279,47 +734,43 @@
     </w:p>
     <w:p>
       <w:pPr>
-        <w:pStyle w:val="Heading2"/>
-      </w:pPr>
-      <w:r>
-        <w:rPr/>
+        <w:pStyle w:val="2"/>
+      </w:pPr>
+      <w:r>
         <w:t>О</w:t>
       </w:r>
       <w:r>
         <w:rPr>
           <w:spacing w:val="-2"/>
         </w:rPr>
-        <w:t> </w:t>
-      </w:r>
-      <w:r>
-        <w:rPr/>
+        <w:t xml:space="preserve"> </w:t>
+      </w:r>
+      <w:r>
         <w:t>П</w:t>
       </w:r>
       <w:r>
         <w:rPr>
           <w:spacing w:val="-2"/>
         </w:rPr>
-        <w:t> </w:t>
-      </w:r>
-      <w:r>
-        <w:rPr/>
+        <w:t xml:space="preserve"> </w:t>
+      </w:r>
+      <w:r>
         <w:t>Р</w:t>
       </w:r>
       <w:r>
         <w:rPr>
           <w:spacing w:val="-2"/>
         </w:rPr>
-        <w:t> </w:t>
-      </w:r>
-      <w:r>
-        <w:rPr/>
+        <w:t xml:space="preserve"> </w:t>
+      </w:r>
+      <w:r>
         <w:t>Е Д Е Л И</w:t>
       </w:r>
       <w:r>
         <w:rPr>
           <w:spacing w:val="-2"/>
         </w:rPr>
-        <w:t> </w:t>
+        <w:t xml:space="preserve"> </w:t>
       </w:r>
       <w:r>
         <w:rPr>
@@ -1330,17 +781,16 @@
     </w:p>
     <w:p>
       <w:pPr>
-        <w:pStyle w:val="BodyText"/>
+        <w:pStyle w:val="a3"/>
         <w:ind w:right="140" w:firstLine="710"/>
       </w:pPr>
       <w:r>
-        <w:rPr/>
         <w:t>Принять заявление к рассмотрению в порядке, предусмотренном п. 2 ст. 60 Федерального закона от 26.10.2002 № 127-ФЗ «О несостоятельности (банкротстве)».</w:t>
       </w:r>
     </w:p>
     <w:p>
       <w:pPr>
-        <w:pStyle w:val="BodyText"/>
+        <w:pStyle w:val="a3"/>
         <w:spacing w:line="242" w:lineRule="auto"/>
         <w:ind w:right="147" w:firstLine="710"/>
         <w:rPr>
@@ -1348,8 +798,7 @@
         </w:rPr>
       </w:pPr>
       <w:r>
-        <w:rPr/>
-        <w:t>Установить, что возражения относительно требований кредитора могут быть заявлены лицами, участвующими в деле о банкротстве и в арбитражном процессе по делу о банкротстве должника, </w:t>
+        <w:t xml:space="preserve">Установить, что возражения относительно требований кредитора могут быть заявлены лицами, участвующими в деле о банкротстве и в арбитражном процессе по делу о банкротстве должника, </w:t>
       </w:r>
       <w:r>
         <w:rPr>
@@ -1360,34 +809,32 @@
     </w:p>
     <w:p>
       <w:pPr>
-        <w:pStyle w:val="BodyText"/>
+        <w:pStyle w:val="a3"/>
         <w:ind w:right="134" w:firstLine="710"/>
       </w:pPr>
       <w:r>
-        <w:rPr/>
         <w:t>Возражения относительно требований кредиторов (при наличии) должны</w:t>
       </w:r>
       <w:r>
         <w:rPr>
           <w:spacing w:val="40"/>
         </w:rPr>
-        <w:t> </w:t>
-      </w:r>
-      <w:r>
-        <w:rPr/>
+        <w:t xml:space="preserve"> </w:t>
+      </w:r>
+      <w:r>
         <w:t>поступить непосредственно в арбитражный суд до истечения указанного срока.</w:t>
       </w:r>
     </w:p>
     <w:p>
       <w:pPr>
-        <w:pStyle w:val="BodyText"/>
+        <w:pStyle w:val="a3"/>
         <w:ind w:right="140" w:firstLine="710"/>
       </w:pPr>
       <w:r>
         <w:rPr>
           <w:b/>
         </w:rPr>
-        <w:t>Сторонам предлагается </w:t>
+        <w:t xml:space="preserve">Сторонам предлагается </w:t>
       </w:r>
       <w:r>
         <w:rPr>
@@ -1396,8 +843,7 @@
         <w:t>рассмотреть возможность урегулирования спора путем</w:t>
       </w:r>
       <w:r>
-        <w:rPr/>
-        <w:t> </w:t>
+        <w:t xml:space="preserve"> </w:t>
       </w:r>
       <w:r>
         <w:rPr>
@@ -1406,8 +852,7 @@
         <w:t>заключения мирного соглашения (в случае положительного решения данного вопроса –</w:t>
       </w:r>
       <w:r>
-        <w:rPr/>
-        <w:t> </w:t>
+        <w:t xml:space="preserve"> </w:t>
       </w:r>
       <w:r>
         <w:rPr>
@@ -1416,8 +861,7 @@
         <w:t>представить на утверждение проект мирного соглашении) или применения других</w:t>
       </w:r>
       <w:r>
-        <w:rPr/>
-        <w:t> </w:t>
+        <w:t xml:space="preserve"> </w:t>
       </w:r>
       <w:r>
         <w:rPr>
@@ -1428,8 +872,8 @@
     </w:p>
     <w:p>
       <w:pPr>
-        <w:spacing w:line="275" w:lineRule="exact" w:before="0"/>
-        <w:ind w:left="851" w:right="0" w:firstLine="0"/>
+        <w:spacing w:line="275" w:lineRule="exact"/>
+        <w:ind w:left="851"/>
         <w:jc w:val="both"/>
         <w:rPr>
           <w:b/>
@@ -1441,65 +885,6 @@
           <w:sz w:val="24"/>
         </w:rPr>
         <w:t>Установить срок для рассмотрения заявления до [19] включительно</w:t>
-      </w:r>
-      <w:r>
-        <w:rPr>
-          <w:spacing w:val="-7"/>
-          <w:sz w:val="24"/>
-        </w:rPr>
-      </w:r>
-      <w:r>
-        <w:rPr>
-          <w:sz w:val="24"/>
-        </w:rPr>
-      </w:r>
-      <w:r>
-        <w:rPr>
-          <w:spacing w:val="-4"/>
-          <w:sz w:val="24"/>
-        </w:rPr>
-      </w:r>
-      <w:r>
-        <w:rPr>
-          <w:sz w:val="24"/>
-        </w:rPr>
-      </w:r>
-      <w:r>
-        <w:rPr>
-          <w:spacing w:val="-3"/>
-          <w:sz w:val="24"/>
-        </w:rPr>
-      </w:r>
-      <w:r>
-        <w:rPr>
-          <w:sz w:val="24"/>
-        </w:rPr>
-      </w:r>
-      <w:r>
-        <w:rPr>
-          <w:b/>
-          <w:sz w:val="24"/>
-        </w:rPr>
-      </w:r>
-      <w:r>
-        <w:rPr>
-          <w:b/>
-          <w:spacing w:val="2"/>
-          <w:sz w:val="24"/>
-        </w:rPr>
-      </w:r>
-      <w:r>
-        <w:rPr>
-          <w:b/>
-          <w:sz w:val="24"/>
-        </w:rPr>
-      </w:r>
-      <w:r>
-        <w:rPr>
-          <w:b/>
-          <w:spacing w:val="-3"/>
-          <w:sz w:val="24"/>
-        </w:rPr>
       </w:r>
       <w:r>
         <w:rPr>
@@ -1512,7 +897,7 @@
     </w:p>
     <w:p>
       <w:pPr>
-        <w:pStyle w:val="BodyText"/>
+        <w:pStyle w:val="a3"/>
         <w:ind w:right="147" w:firstLine="710"/>
       </w:pPr>
       <w:r>
@@ -1526,7 +911,7 @@
           <w:spacing w:val="40"/>
           <w:u w:val="single"/>
         </w:rPr>
-        <w:t> </w:t>
+        <w:t xml:space="preserve"> </w:t>
       </w:r>
       <w:r>
         <w:rPr>
@@ -1538,7 +923,7 @@
         <w:rPr>
           <w:spacing w:val="40"/>
         </w:rPr>
-        <w:t> </w:t>
+        <w:t xml:space="preserve"> </w:t>
       </w:r>
       <w:r>
         <w:rPr>
@@ -1547,40 +932,35 @@
         <w:t>номер дела и обособленного спора, быть поданы на имя судьи</w:t>
       </w:r>
       <w:r>
-        <w:rPr/>
         <w:t>.</w:t>
       </w:r>
     </w:p>
     <w:p>
       <w:pPr>
-        <w:pStyle w:val="BodyText"/>
+        <w:pStyle w:val="a3"/>
         <w:spacing w:line="242" w:lineRule="auto"/>
         <w:ind w:right="143" w:firstLine="710"/>
       </w:pPr>
       <w:r>
-        <w:rPr/>
         <w:t>Разъяснить лицам, участвующим в деле, что с информацией о движении дела можно ознакомиться на официальном сайте Арбитражного суда Ростовской области в</w:t>
       </w:r>
       <w:r>
         <w:rPr>
           <w:spacing w:val="40"/>
         </w:rPr>
-        <w:t> </w:t>
-      </w:r>
-      <w:r>
-        <w:rPr/>
-        <w:t>сети Интернет: </w:t>
-      </w:r>
-      <w:hyperlink r:id="rId11">
+        <w:t xml:space="preserve"> </w:t>
+      </w:r>
+      <w:r>
+        <w:t xml:space="preserve">сети Интернет: </w:t>
+      </w:r>
+      <w:hyperlink r:id="rId10">
         <w:r>
-          <w:rPr/>
           <w:t>http://rostov.arbitr.ru.</w:t>
         </w:r>
       </w:hyperlink>
     </w:p>
     <w:p>
       <w:pPr>
-        <w:spacing w:line="240" w:lineRule="auto" w:before="0"/>
         <w:ind w:left="141" w:right="141" w:firstLine="705"/>
         <w:jc w:val="both"/>
         <w:rPr>
@@ -1601,7 +981,7 @@
           <w:spacing w:val="40"/>
           <w:sz w:val="24"/>
         </w:rPr>
-        <w:t> </w:t>
+        <w:t xml:space="preserve"> </w:t>
       </w:r>
       <w:r>
         <w:rPr>
@@ -1613,7 +993,6 @@
     </w:p>
     <w:p>
       <w:pPr>
-        <w:spacing w:line="240" w:lineRule="auto" w:before="0"/>
         <w:ind w:left="141" w:right="132" w:firstLine="705"/>
         <w:jc w:val="both"/>
         <w:rPr>
@@ -1626,9 +1005,9 @@
           <w:i/>
           <w:sz w:val="24"/>
         </w:rPr>
-        <w:t>Как разъяснено в абз. 1 п. 36 пленума № 40, в силу </w:t>
-      </w:r>
-      <w:hyperlink r:id="rId12">
+        <w:t xml:space="preserve">Как разъяснено в абз. 1 п. 36 пленума № 40, в силу </w:t>
+      </w:r>
+      <w:hyperlink r:id="rId11">
         <w:r>
           <w:rPr>
             <w:i/>
@@ -1642,9 +1021,9 @@
           <w:i/>
           <w:sz w:val="24"/>
         </w:rPr>
-        <w:t> и </w:t>
-      </w:r>
-      <w:hyperlink r:id="rId13">
+        <w:t xml:space="preserve"> и </w:t>
+      </w:r>
+      <w:hyperlink r:id="rId12">
         <w:r>
           <w:rPr>
             <w:i/>
@@ -1658,7 +1037,7 @@
           <w:i/>
           <w:sz w:val="24"/>
         </w:rPr>
-        <w:t> </w:t>
+        <w:t xml:space="preserve"> </w:t>
       </w:r>
       <w:hyperlink r:id="rId13">
         <w:r>
@@ -1674,7 +1053,7 @@
           <w:i/>
           <w:sz w:val="24"/>
         </w:rPr>
-        <w:t> АПК РФ судебные акты направляются лицам, участвующим в деле, посредством</w:t>
+        <w:t xml:space="preserve"> АПК РФ судебные акты направляются лицам, участвующим в деле, посредством</w:t>
       </w:r>
       <w:r>
         <w:rPr>
@@ -1682,7 +1061,7 @@
           <w:spacing w:val="-1"/>
           <w:sz w:val="24"/>
         </w:rPr>
-        <w:t> </w:t>
+        <w:t xml:space="preserve"> </w:t>
       </w:r>
       <w:r>
         <w:rPr>
@@ -1697,7 +1076,7 @@
           <w:spacing w:val="-3"/>
           <w:sz w:val="24"/>
         </w:rPr>
-        <w:t> </w:t>
+        <w:t xml:space="preserve"> </w:t>
       </w:r>
       <w:r>
         <w:rPr>
@@ -1712,7 +1091,7 @@
           <w:spacing w:val="-3"/>
           <w:sz w:val="24"/>
         </w:rPr>
-        <w:t> </w:t>
+        <w:t xml:space="preserve"> </w:t>
       </w:r>
       <w:r>
         <w:rPr>
@@ -1727,7 +1106,7 @@
           <w:spacing w:val="-2"/>
           <w:sz w:val="24"/>
         </w:rPr>
-        <w:t> </w:t>
+        <w:t xml:space="preserve"> </w:t>
       </w:r>
       <w:r>
         <w:rPr>
@@ -1742,7 +1121,7 @@
           <w:spacing w:val="-2"/>
           <w:sz w:val="24"/>
         </w:rPr>
-        <w:t> </w:t>
+        <w:t xml:space="preserve"> </w:t>
       </w:r>
       <w:r>
         <w:rPr>
@@ -1754,7 +1133,6 @@
     </w:p>
     <w:p>
       <w:pPr>
-        <w:spacing w:before="0"/>
         <w:ind w:left="141" w:right="143" w:firstLine="705"/>
         <w:jc w:val="both"/>
         <w:rPr>
@@ -1775,7 +1153,7 @@
           <w:spacing w:val="80"/>
           <w:sz w:val="24"/>
         </w:rPr>
-        <w:t> </w:t>
+        <w:t xml:space="preserve"> </w:t>
       </w:r>
       <w:r>
         <w:rPr>
@@ -1787,7 +1165,7 @@
     </w:p>
     <w:p>
       <w:pPr>
-        <w:pStyle w:val="BodyText"/>
+        <w:pStyle w:val="a3"/>
         <w:spacing w:before="259"/>
         <w:ind w:left="0"/>
         <w:jc w:val="left"/>
@@ -1798,9 +1176,9 @@
     </w:p>
     <w:p>
       <w:pPr>
-        <w:pStyle w:val="BodyText"/>
+        <w:pStyle w:val="a3"/>
         <w:tabs>
-          <w:tab w:pos="9643" w:val="right"/>
+          <w:tab w:val="right" w:pos="9643"/>
         </w:tabs>
         <w:spacing w:before="1"/>
         <w:jc w:val="left"/>
@@ -1810,26 +1188,18 @@
           <w:spacing w:val="-4"/>
         </w:rPr>
         <w:t>Судья</w:t>
+      </w:r>
+      <w:r>
+        <w:rPr>
+          <w:spacing w:val="-4"/>
+        </w:rPr>
         <w:tab/>
         <w:t>[415]</w:t>
       </w:r>
-      <w:r>
-        <w:rPr/>
-      </w:r>
-      <w:r>
-        <w:rPr>
-          <w:spacing w:val="-3"/>
-        </w:rPr>
-      </w:r>
-      <w:r>
-        <w:rPr>
-          <w:spacing w:val="-2"/>
-        </w:rPr>
-      </w:r>
-    </w:p>
-    <w:p>
-      <w:pPr>
-        <w:pStyle w:val="BodyText"/>
+    </w:p>
+    <w:p>
+      <w:pPr>
+        <w:pStyle w:val="a3"/>
         <w:ind w:left="0"/>
         <w:jc w:val="left"/>
         <w:rPr>
@@ -1839,7 +1209,7 @@
     </w:p>
     <w:p>
       <w:pPr>
-        <w:pStyle w:val="BodyText"/>
+        <w:pStyle w:val="a3"/>
         <w:ind w:left="0"/>
         <w:jc w:val="left"/>
         <w:rPr>
@@ -1849,7 +1219,7 @@
     </w:p>
     <w:p>
       <w:pPr>
-        <w:pStyle w:val="BodyText"/>
+        <w:pStyle w:val="a3"/>
         <w:ind w:left="0"/>
         <w:jc w:val="left"/>
         <w:rPr>
@@ -1859,7 +1229,7 @@
     </w:p>
     <w:p>
       <w:pPr>
-        <w:pStyle w:val="BodyText"/>
+        <w:pStyle w:val="a3"/>
         <w:ind w:left="0"/>
         <w:jc w:val="left"/>
         <w:rPr>
@@ -1869,7 +1239,7 @@
     </w:p>
     <w:p>
       <w:pPr>
-        <w:pStyle w:val="BodyText"/>
+        <w:pStyle w:val="a3"/>
         <w:ind w:left="0"/>
         <w:jc w:val="left"/>
         <w:rPr>
@@ -1879,7 +1249,7 @@
     </w:p>
     <w:p>
       <w:pPr>
-        <w:pStyle w:val="BodyText"/>
+        <w:pStyle w:val="a3"/>
         <w:ind w:left="0"/>
         <w:jc w:val="left"/>
         <w:rPr>
@@ -1889,7 +1259,7 @@
     </w:p>
     <w:p>
       <w:pPr>
-        <w:pStyle w:val="BodyText"/>
+        <w:pStyle w:val="a3"/>
         <w:ind w:left="0"/>
         <w:jc w:val="left"/>
         <w:rPr>
@@ -1899,7 +1269,7 @@
     </w:p>
     <w:p>
       <w:pPr>
-        <w:pStyle w:val="BodyText"/>
+        <w:pStyle w:val="a3"/>
         <w:ind w:left="0"/>
         <w:jc w:val="left"/>
         <w:rPr>
@@ -1909,7 +1279,7 @@
     </w:p>
     <w:p>
       <w:pPr>
-        <w:pStyle w:val="BodyText"/>
+        <w:pStyle w:val="a3"/>
         <w:spacing w:before="100"/>
         <w:ind w:left="0"/>
         <w:jc w:val="left"/>
@@ -1919,12 +1289,13 @@
       </w:pPr>
       <w:r>
         <w:rPr>
+          <w:noProof/>
           <w:sz w:val="20"/>
         </w:rPr>
         <mc:AlternateContent>
           <mc:Choice Requires="wps">
             <w:drawing>
-              <wp:anchor distT="0" distB="0" distL="0" distR="0" allowOverlap="1" layoutInCell="1" locked="0" behindDoc="1" simplePos="0" relativeHeight="487588352">
+              <wp:anchor distT="0" distB="0" distL="0" distR="0" simplePos="0" relativeHeight="487588352" behindDoc="1" locked="0" layoutInCell="1" allowOverlap="1" wp14:anchorId="5040117B" wp14:editId="44EB8ACD">
                 <wp:simplePos x="0" y="0"/>
                 <wp:positionH relativeFrom="page">
                   <wp:posOffset>2036826</wp:posOffset>
@@ -1937,13 +1308,14 @@
                 <wp:wrapTopAndBottom/>
                 <wp:docPr id="6" name="Textbox 6"/>
                 <wp:cNvGraphicFramePr>
-                  <a:graphicFrameLocks/>
+                  <a:graphicFrameLocks xmlns:a="http://schemas.openxmlformats.org/drawingml/2006/main"/>
                 </wp:cNvGraphicFramePr>
-                <a:graphic>
+                <a:graphic xmlns:a="http://schemas.openxmlformats.org/drawingml/2006/main">
                   <a:graphicData uri="http://schemas.microsoft.com/office/word/2010/wordprocessingShape">
                     <wps:wsp>
-                      <wps:cNvPr id="6" name="Textbox 6"/>
-                      <wps:cNvSpPr txBox="1"/>
+                      <wps:cNvSpPr txBox="1">
+                        <a:spLocks/>
+                      </wps:cNvSpPr>
                       <wps:spPr>
                         <a:xfrm>
                           <a:off x="0" y="0"/>
@@ -1964,8 +1336,7 @@
                           <w:p>
                             <w:pPr>
                               <w:spacing w:before="43"/>
-                              <w:ind w:left="130" w:right="0" w:firstLine="0"/>
-                              <w:jc w:val="left"/>
+                              <w:ind w:left="130"/>
                               <w:rPr>
                                 <w:sz w:val="20"/>
                               </w:rPr>
@@ -1981,7 +1352,7 @@
                                 <w:spacing w:val="-9"/>
                                 <w:sz w:val="20"/>
                               </w:rPr>
-                              <w:t> </w:t>
+                              <w:t xml:space="preserve"> </w:t>
                             </w:r>
                             <w:r>
                               <w:rPr>
@@ -1994,7 +1365,7 @@
                                 <w:spacing w:val="-9"/>
                                 <w:sz w:val="20"/>
                               </w:rPr>
-                              <w:t> </w:t>
+                              <w:t xml:space="preserve"> </w:t>
                             </w:r>
                             <w:r>
                               <w:rPr>
@@ -2006,9 +1377,8 @@
                           </w:p>
                           <w:p>
                             <w:pPr>
-                              <w:spacing w:line="247" w:lineRule="auto" w:before="50"/>
+                              <w:spacing w:before="50" w:line="247" w:lineRule="auto"/>
                               <w:ind w:left="1295" w:right="428" w:hanging="1165"/>
-                              <w:jc w:val="left"/>
                               <w:rPr>
                                 <w:sz w:val="16"/>
                               </w:rPr>
@@ -2024,7 +1394,7 @@
                                 <w:spacing w:val="-8"/>
                                 <w:sz w:val="20"/>
                               </w:rPr>
-                              <w:t> </w:t>
+                              <w:t xml:space="preserve"> </w:t>
                             </w:r>
                             <w:r>
                               <w:rPr>
@@ -2037,7 +1407,7 @@
                                 <w:spacing w:val="40"/>
                                 <w:sz w:val="20"/>
                               </w:rPr>
-                              <w:t> </w:t>
+                              <w:t xml:space="preserve"> </w:t>
                             </w:r>
                             <w:r>
                               <w:rPr>
@@ -2050,7 +1420,7 @@
                                 <w:spacing w:val="-7"/>
                                 <w:sz w:val="16"/>
                               </w:rPr>
-                              <w:t> </w:t>
+                              <w:t xml:space="preserve"> </w:t>
                             </w:r>
                             <w:r>
                               <w:rPr>
@@ -2063,7 +1433,7 @@
                                 <w:spacing w:val="-6"/>
                                 <w:sz w:val="16"/>
                               </w:rPr>
-                              <w:t> </w:t>
+                              <w:t xml:space="preserve"> </w:t>
                             </w:r>
                             <w:r>
                               <w:rPr>
@@ -2076,7 +1446,7 @@
                                 <w:spacing w:val="-7"/>
                                 <w:sz w:val="16"/>
                               </w:rPr>
-                              <w:t> </w:t>
+                              <w:t xml:space="preserve"> </w:t>
                             </w:r>
                             <w:r>
                               <w:rPr>
@@ -2089,7 +1459,7 @@
                                 <w:spacing w:val="40"/>
                                 <w:sz w:val="16"/>
                               </w:rPr>
-                              <w:t> </w:t>
+                              <w:t xml:space="preserve"> </w:t>
                             </w:r>
                             <w:r>
                               <w:rPr>
@@ -2101,8 +1471,7 @@
                           <w:p>
                             <w:pPr>
                               <w:spacing w:before="11"/>
-                              <w:ind w:left="1295" w:right="0" w:firstLine="0"/>
-                              <w:jc w:val="left"/>
+                              <w:ind w:left="1295"/>
                               <w:rPr>
                                 <w:sz w:val="16"/>
                               </w:rPr>
@@ -2118,7 +1487,7 @@
                                 <w:spacing w:val="-5"/>
                                 <w:sz w:val="16"/>
                               </w:rPr>
-                              <w:t> </w:t>
+                              <w:t xml:space="preserve"> </w:t>
                             </w:r>
                             <w:r>
                               <w:rPr>
@@ -2131,40 +1500,13 @@
                                 <w:spacing w:val="-5"/>
                                 <w:sz w:val="16"/>
                               </w:rPr>
-                              <w:t> </w:t>
+                              <w:t xml:space="preserve"> </w:t>
                             </w:r>
                             <w:r>
                               <w:rPr>
                                 <w:sz w:val="16"/>
                               </w:rPr>
-                              <w:t>Панова</w:t>
-                            </w:r>
-                            <w:r>
-                              <w:rPr>
-                                <w:spacing w:val="-5"/>
-                                <w:sz w:val="16"/>
-                              </w:rPr>
-                              <w:t> </w:t>
-                            </w:r>
-                            <w:r>
-                              <w:rPr>
-                                <w:sz w:val="16"/>
-                              </w:rPr>
-                              <w:t>Кристина</w:t>
-                            </w:r>
-                            <w:r>
-                              <w:rPr>
-                                <w:spacing w:val="-5"/>
-                                <w:sz w:val="16"/>
-                              </w:rPr>
-                              <w:t> </w:t>
-                            </w:r>
-                            <w:r>
-                              <w:rPr>
-                                <w:spacing w:val="-2"/>
-                                <w:sz w:val="16"/>
-                              </w:rPr>
-                              <w:t>Олеговна</w:t>
+                              <w:t>[415]</w:t>
                             </w:r>
                           </w:p>
                         </w:txbxContent>
@@ -2180,14 +1522,18 @@
           </mc:Choice>
           <mc:Fallback>
             <w:pict>
-              <v:shape style="position:absolute;margin-left:160.380005pt;margin-top:17.949024pt;width:274.5pt;height:52.5pt;mso-position-horizontal-relative:page;mso-position-vertical-relative:paragraph;z-index:-15728128;mso-wrap-distance-left:0;mso-wrap-distance-right:0" type="#_x0000_t202" id="docshape4" filled="false" stroked="true" strokeweight=".5pt" strokecolor="#000000">
+              <v:shapetype w14:anchorId="5040117B" id="_x0000_t202" coordsize="21600,21600" o:spt="202" path="m,l,21600r21600,l21600,xe">
+                <v:stroke joinstyle="miter"/>
+                <v:path gradientshapeok="t" o:connecttype="rect"/>
+              </v:shapetype>
+              <v:shape id="Textbox 6" o:spid="_x0000_s1026" type="#_x0000_t202" style="position:absolute;margin-left:160.4pt;margin-top:17.95pt;width:274.5pt;height:52.5pt;z-index:-15728128;visibility:visible;mso-wrap-style:square;mso-wrap-distance-left:0;mso-wrap-distance-top:0;mso-wrap-distance-right:0;mso-wrap-distance-bottom:0;mso-position-horizontal:absolute;mso-position-horizontal-relative:page;mso-position-vertical:absolute;mso-position-vertical-relative:text;v-text-anchor:top" o:gfxdata="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" filled="f" strokeweight=".5pt">
+                <v:path arrowok="t"/>
                 <v:textbox inset="0,0,0,0">
                   <w:txbxContent>
                     <w:p>
                       <w:pPr>
                         <w:spacing w:before="43"/>
-                        <w:ind w:left="130" w:right="0" w:firstLine="0"/>
-                        <w:jc w:val="left"/>
+                        <w:ind w:left="130"/>
                         <w:rPr>
                           <w:sz w:val="20"/>
                         </w:rPr>
@@ -2203,7 +1549,7 @@
                           <w:spacing w:val="-9"/>
                           <w:sz w:val="20"/>
                         </w:rPr>
-                        <w:t> </w:t>
+                        <w:t xml:space="preserve"> </w:t>
                       </w:r>
                       <w:r>
                         <w:rPr>
@@ -2216,7 +1562,7 @@
                           <w:spacing w:val="-9"/>
                           <w:sz w:val="20"/>
                         </w:rPr>
-                        <w:t> </w:t>
+                        <w:t xml:space="preserve"> </w:t>
                       </w:r>
                       <w:r>
                         <w:rPr>
@@ -2228,9 +1574,8 @@
                     </w:p>
                     <w:p>
                       <w:pPr>
-                        <w:spacing w:line="247" w:lineRule="auto" w:before="50"/>
+                        <w:spacing w:before="50" w:line="247" w:lineRule="auto"/>
                         <w:ind w:left="1295" w:right="428" w:hanging="1165"/>
-                        <w:jc w:val="left"/>
                         <w:rPr>
                           <w:sz w:val="16"/>
                         </w:rPr>
@@ -2246,7 +1591,7 @@
                           <w:spacing w:val="-8"/>
                           <w:sz w:val="20"/>
                         </w:rPr>
-                        <w:t> </w:t>
+                        <w:t xml:space="preserve"> </w:t>
                       </w:r>
                       <w:r>
                         <w:rPr>
@@ -2259,7 +1604,7 @@
                           <w:spacing w:val="40"/>
                           <w:sz w:val="20"/>
                         </w:rPr>
-                        <w:t> </w:t>
+                        <w:t xml:space="preserve"> </w:t>
                       </w:r>
                       <w:r>
                         <w:rPr>
@@ -2272,7 +1617,7 @@
                           <w:spacing w:val="-7"/>
                           <w:sz w:val="16"/>
                         </w:rPr>
-                        <w:t> </w:t>
+                        <w:t xml:space="preserve"> </w:t>
                       </w:r>
                       <w:r>
                         <w:rPr>
@@ -2285,7 +1630,7 @@
                           <w:spacing w:val="-6"/>
                           <w:sz w:val="16"/>
                         </w:rPr>
-                        <w:t> </w:t>
+                        <w:t xml:space="preserve"> </w:t>
                       </w:r>
                       <w:r>
                         <w:rPr>
@@ -2298,7 +1643,7 @@
                           <w:spacing w:val="-7"/>
                           <w:sz w:val="16"/>
                         </w:rPr>
-                        <w:t> </w:t>
+                        <w:t xml:space="preserve"> </w:t>
                       </w:r>
                       <w:r>
                         <w:rPr>
@@ -2311,7 +1656,7 @@
                           <w:spacing w:val="40"/>
                           <w:sz w:val="16"/>
                         </w:rPr>
-                        <w:t> </w:t>
+                        <w:t xml:space="preserve"> </w:t>
                       </w:r>
                       <w:r>
                         <w:rPr>
@@ -2323,8 +1668,7 @@
                     <w:p>
                       <w:pPr>
                         <w:spacing w:before="11"/>
-                        <w:ind w:left="1295" w:right="0" w:firstLine="0"/>
-                        <w:jc w:val="left"/>
+                        <w:ind w:left="1295"/>
                         <w:rPr>
                           <w:sz w:val="16"/>
                         </w:rPr>
@@ -2340,7 +1684,7 @@
                           <w:spacing w:val="-5"/>
                           <w:sz w:val="16"/>
                         </w:rPr>
-                        <w:t> </w:t>
+                        <w:t xml:space="preserve"> </w:t>
                       </w:r>
                       <w:r>
                         <w:rPr>
@@ -2353,46 +1697,18 @@
                           <w:spacing w:val="-5"/>
                           <w:sz w:val="16"/>
                         </w:rPr>
-                        <w:t> </w:t>
+                        <w:t xml:space="preserve"> </w:t>
                       </w:r>
                       <w:r>
                         <w:rPr>
                           <w:sz w:val="16"/>
                         </w:rPr>
-                        <w:t>Панова</w:t>
-                      </w:r>
-                      <w:r>
-                        <w:rPr>
-                          <w:spacing w:val="-5"/>
-                          <w:sz w:val="16"/>
-                        </w:rPr>
-                        <w:t> </w:t>
-                      </w:r>
-                      <w:r>
-                        <w:rPr>
-                          <w:sz w:val="16"/>
-                        </w:rPr>
-                        <w:t>Кристина</w:t>
-                      </w:r>
-                      <w:r>
-                        <w:rPr>
-                          <w:spacing w:val="-5"/>
-                          <w:sz w:val="16"/>
-                        </w:rPr>
-                        <w:t> </w:t>
-                      </w:r>
-                      <w:r>
-                        <w:rPr>
-                          <w:spacing w:val="-2"/>
-                          <w:sz w:val="16"/>
-                        </w:rPr>
-                        <w:t>Олеговна</w:t>
+                        <w:t>[415]</w:t>
                       </w:r>
                     </w:p>
                   </w:txbxContent>
                 </v:textbox>
-                <v:stroke dashstyle="solid"/>
-                <w10:wrap type="topAndBottom"/>
+                <w10:wrap type="topAndBottom" anchorx="page"/>
               </v:shape>
             </w:pict>
           </mc:Fallback>
@@ -2400,19 +1716,58 @@
       </w:r>
     </w:p>
     <w:sectPr>
-      <w:headerReference w:type="default" r:id="rId10"/>
+      <w:headerReference w:type="default" r:id="rId14"/>
       <w:pgSz w:w="11910" w:h="16840"/>
-      <w:pgMar w:header="707" w:footer="0" w:top="920" w:bottom="280" w:left="1559" w:right="708"/>
+      <w:pgMar w:top="920" w:right="708" w:bottom="280" w:left="1559" w:header="707" w:footer="0" w:gutter="0"/>
+      <w:cols w:space="720"/>
     </w:sectPr>
   </w:body>
 </w:document>
 </file>
 
+<file path=word/endnotes.xml><?xml version="1.0" encoding="utf-8"?>
+<w:endnotes xmlns:wpc="http://schemas.microsoft.com/office/word/2010/wordprocessingCanvas" xmlns:cx="http://schemas.microsoft.com/office/drawing/2014/chartex" xmlns:cx1="http://schemas.microsoft.com/office/drawing/2015/9/8/chartex" xmlns:cx2="http://schemas.microsoft.com/office/drawing/2015/10/21/chartex" xmlns:cx3="http://schemas.microsoft.com/office/drawing/2016/5/9/chartex" xmlns:cx4="http://schemas.microsoft.com/office/drawing/2016/5/10/chartex" xmlns:cx5="http://schemas.microsoft.com/office/drawing/2016/5/11/chartex" xmlns:cx6="http://schemas.microsoft.com/office/drawing/2016/5/12/chartex" xmlns:cx7="http://schemas.microsoft.com/office/drawing/2016/5/13/chartex" xmlns:cx8="http://schemas.microsoft.com/office/drawing/2016/5/14/chartex" xmlns:mc="http://schemas.openxmlformats.org/markup-compatibility/2006" xmlns:aink="http://schemas.microsoft.com/office/drawing/2016/ink" xmlns:am3d="http://schemas.microsoft.com/office/drawing/2017/model3d" xmlns:o="urn:schemas-microsoft-com:office:office" xmlns:r="http://schemas.openxmlformats.org/officeDocument/2006/relationships" xmlns:m="http://schemas.openxmlformats.org/officeDocument/2006/math" xmlns:v="urn:schemas-microsoft-com:vml" xmlns:wp14="http://schemas.microsoft.com/office/word/2010/wordprocessingDrawing" xmlns:wp="http://schemas.openxmlformats.org/drawingml/2006/wordprocessingDrawing" xmlns:w10="urn:schemas-microsoft-com:office:word" xmlns:w="http://schemas.openxmlformats.org/wordprocessingml/2006/main" xmlns:w14="http://schemas.microsoft.com/office/word/2010/wordml" xmlns:w15="http://schemas.microsoft.com/office/word/2012/wordml" xmlns:w16cex="http://schemas.microsoft.com/office/word/2018/wordml/cex" xmlns:w16cid="http://schemas.microsoft.com/office/word/2016/wordml/cid" xmlns:w16="http://schemas.microsoft.com/office/word/2018/wordml" xmlns:w16sdtdh="http://schemas.microsoft.com/office/word/2020/wordml/sdtdatahash" xmlns:w16se="http://schemas.microsoft.com/office/word/2015/wordml/symex" xmlns:wpg="http://schemas.microsoft.com/office/word/2010/wordprocessingGroup" xmlns:wpi="http://schemas.microsoft.com/office/word/2010/wordprocessingInk" xmlns:wne="http://schemas.microsoft.com/office/word/2006/wordml" xmlns:wps="http://schemas.microsoft.com/office/word/2010/wordprocessingShape" mc:Ignorable="w14 w15 w16se w16cid w16 w16cex w16sdtdh wp14">
+  <w:endnote w:type="separator" w:id="-1">
+    <w:p>
+      <w:r>
+        <w:separator/>
+      </w:r>
+    </w:p>
+  </w:endnote>
+  <w:endnote w:type="continuationSeparator" w:id="0">
+    <w:p>
+      <w:r>
+        <w:continuationSeparator/>
+      </w:r>
+    </w:p>
+  </w:endnote>
+</w:endnotes>
+</file>
+
+<file path=word/footnotes.xml><?xml version="1.0" encoding="utf-8"?>
+<w:footnotes xmlns:wpc="http://schemas.microsoft.com/office/word/2010/wordprocessingCanvas" xmlns:cx="http://schemas.microsoft.com/office/drawing/2014/chartex" xmlns:cx1="http://schemas.microsoft.com/office/drawing/2015/9/8/chartex" xmlns:cx2="http://schemas.microsoft.com/office/drawing/2015/10/21/chartex" xmlns:cx3="http://schemas.microsoft.com/office/drawing/2016/5/9/chartex" xmlns:cx4="http://schemas.microsoft.com/office/drawing/2016/5/10/chartex" xmlns:cx5="http://schemas.microsoft.com/office/drawing/2016/5/11/chartex" xmlns:cx6="http://schemas.microsoft.com/office/drawing/2016/5/12/chartex" xmlns:cx7="http://schemas.microsoft.com/office/drawing/2016/5/13/chartex" xmlns:cx8="http://schemas.microsoft.com/office/drawing/2016/5/14/chartex" xmlns:mc="http://schemas.openxmlformats.org/markup-compatibility/2006" xmlns:aink="http://schemas.microsoft.com/office/drawing/2016/ink" xmlns:am3d="http://schemas.microsoft.com/office/drawing/2017/model3d" xmlns:o="urn:schemas-microsoft-com:office:office" xmlns:r="http://schemas.openxmlformats.org/officeDocument/2006/relationships" xmlns:m="http://schemas.openxmlformats.org/officeDocument/2006/math" xmlns:v="urn:schemas-microsoft-com:vml" xmlns:wp14="http://schemas.microsoft.com/office/word/2010/wordprocessingDrawing" xmlns:wp="http://schemas.openxmlformats.org/drawingml/2006/wordprocessingDrawing" xmlns:w10="urn:schemas-microsoft-com:office:word" xmlns:w="http://schemas.openxmlformats.org/wordprocessingml/2006/main" xmlns:w14="http://schemas.microsoft.com/office/word/2010/wordml" xmlns:w15="http://schemas.microsoft.com/office/word/2012/wordml" xmlns:w16cex="http://schemas.microsoft.com/office/word/2018/wordml/cex" xmlns:w16cid="http://schemas.microsoft.com/office/word/2016/wordml/cid" xmlns:w16="http://schemas.microsoft.com/office/word/2018/wordml" xmlns:w16sdtdh="http://schemas.microsoft.com/office/word/2020/wordml/sdtdatahash" xmlns:w16se="http://schemas.microsoft.com/office/word/2015/wordml/symex" xmlns:wpg="http://schemas.microsoft.com/office/word/2010/wordprocessingGroup" xmlns:wpi="http://schemas.microsoft.com/office/word/2010/wordprocessingInk" xmlns:wne="http://schemas.microsoft.com/office/word/2006/wordml" xmlns:wps="http://schemas.microsoft.com/office/word/2010/wordprocessingShape" mc:Ignorable="w14 w15 w16se w16cid w16 w16cex w16sdtdh wp14">
+  <w:footnote w:type="separator" w:id="-1">
+    <w:p>
+      <w:r>
+        <w:separator/>
+      </w:r>
+    </w:p>
+  </w:footnote>
+  <w:footnote w:type="continuationSeparator" w:id="0">
+    <w:p>
+      <w:r>
+        <w:continuationSeparator/>
+      </w:r>
+    </w:p>
+  </w:footnote>
+</w:footnotes>
+</file>
+
 <file path=word/header1.xml><?xml version="1.0" encoding="utf-8"?>
-<w:hdr xmlns:mc="http://schemas.openxmlformats.org/markup-compatibility/2006" xmlns:ve="http://schemas.openxmlformats.org/markup-compatibility/2006" xmlns:o="urn:schemas-microsoft-com:office:office" xmlns:r="http://schemas.openxmlformats.org/officeDocument/2006/relationships" xmlns:m="http://schemas.openxmlformats.org/officeDocument/2006/math" xmlns:v="urn:schemas-microsoft-com:vml" xmlns:wp="http://schemas.openxmlformats.org/drawingml/2006/wordprocessingDrawing" xmlns:w10="urn:schemas-microsoft-com:office:word" xmlns:w="http://schemas.openxmlformats.org/wordprocessingml/2006/main" xmlns:wne="http://schemas.microsoft.com/office/word/2006/wordml" xmlns:a="http://schemas.openxmlformats.org/drawingml/2006/main" xmlns:pic="http://schemas.openxmlformats.org/drawingml/2006/picture" xmlns:wpg="http://schemas.microsoft.com/office/word/2010/wordprocessingGroup" xmlns:wps="http://schemas.microsoft.com/office/word/2010/wordprocessingShape" xmlns:w14="http://schemas.microsoft.com/office/word/2010/wordml" mc:Ignorable="w14" xml:space="preserve">
+<w:hdr xmlns:wpc="http://schemas.microsoft.com/office/word/2010/wordprocessingCanvas" xmlns:cx="http://schemas.microsoft.com/office/drawing/2014/chartex" xmlns:cx1="http://schemas.microsoft.com/office/drawing/2015/9/8/chartex" xmlns:cx2="http://schemas.microsoft.com/office/drawing/2015/10/21/chartex" xmlns:cx3="http://schemas.microsoft.com/office/drawing/2016/5/9/chartex" xmlns:cx4="http://schemas.microsoft.com/office/drawing/2016/5/10/chartex" xmlns:cx5="http://schemas.microsoft.com/office/drawing/2016/5/11/chartex" xmlns:cx6="http://schemas.microsoft.com/office/drawing/2016/5/12/chartex" xmlns:cx7="http://schemas.microsoft.com/office/drawing/2016/5/13/chartex" xmlns:cx8="http://schemas.microsoft.com/office/drawing/2016/5/14/chartex" xmlns:mc="http://schemas.openxmlformats.org/markup-compatibility/2006" xmlns:aink="http://schemas.microsoft.com/office/drawing/2016/ink" xmlns:am3d="http://schemas.microsoft.com/office/drawing/2017/model3d" xmlns:o="urn:schemas-microsoft-com:office:office" xmlns:r="http://schemas.openxmlformats.org/officeDocument/2006/relationships" xmlns:m="http://schemas.openxmlformats.org/officeDocument/2006/math" xmlns:v="urn:schemas-microsoft-com:vml" xmlns:wp14="http://schemas.microsoft.com/office/word/2010/wordprocessingDrawing" xmlns:wp="http://schemas.openxmlformats.org/drawingml/2006/wordprocessingDrawing" xmlns:w10="urn:schemas-microsoft-com:office:word" xmlns:w="http://schemas.openxmlformats.org/wordprocessingml/2006/main" xmlns:w14="http://schemas.microsoft.com/office/word/2010/wordml" xmlns:w15="http://schemas.microsoft.com/office/word/2012/wordml" xmlns:w16cex="http://schemas.microsoft.com/office/word/2018/wordml/cex" xmlns:w16cid="http://schemas.microsoft.com/office/word/2016/wordml/cid" xmlns:w16="http://schemas.microsoft.com/office/word/2018/wordml" xmlns:w16sdtdh="http://schemas.microsoft.com/office/word/2020/wordml/sdtdatahash" xmlns:w16se="http://schemas.microsoft.com/office/word/2015/wordml/symex" xmlns:wpg="http://schemas.microsoft.com/office/word/2010/wordprocessingGroup" xmlns:wpi="http://schemas.microsoft.com/office/word/2010/wordprocessingInk" xmlns:wne="http://schemas.microsoft.com/office/word/2006/wordml" xmlns:wps="http://schemas.microsoft.com/office/word/2010/wordprocessingShape" mc:Ignorable="w14 w15 w16se w16cid w16 w16cex w16sdtdh wp14">
   <w:p>
     <w:pPr>
-      <w:pStyle w:val="BodyText"/>
+      <w:pStyle w:val="a3"/>
       <w:spacing w:line="14" w:lineRule="auto"/>
       <w:ind w:left="0"/>
       <w:jc w:val="left"/>
@@ -2422,12 +1777,13 @@
     </w:pPr>
     <w:r>
       <w:rPr>
+        <w:noProof/>
         <w:sz w:val="20"/>
       </w:rPr>
       <mc:AlternateContent>
         <mc:Choice Requires="wps">
           <w:drawing>
-            <wp:anchor distT="0" distB="0" distL="0" distR="0" allowOverlap="1" layoutInCell="1" locked="0" behindDoc="1" simplePos="0" relativeHeight="487532544">
+            <wp:anchor distT="0" distB="0" distL="0" distR="0" simplePos="0" relativeHeight="487532544" behindDoc="1" locked="0" layoutInCell="1" allowOverlap="1" wp14:anchorId="74C4BBC8" wp14:editId="3A64E157">
               <wp:simplePos x="0" y="0"/>
               <wp:positionH relativeFrom="page">
                 <wp:posOffset>6120765</wp:posOffset>
@@ -2440,13 +1796,14 @@
               <wp:wrapNone/>
               <wp:docPr id="1" name="Textbox 1"/>
               <wp:cNvGraphicFramePr>
-                <a:graphicFrameLocks/>
+                <a:graphicFrameLocks xmlns:a="http://schemas.openxmlformats.org/drawingml/2006/main"/>
               </wp:cNvGraphicFramePr>
-              <a:graphic>
+              <a:graphic xmlns:a="http://schemas.openxmlformats.org/drawingml/2006/main">
                 <a:graphicData uri="http://schemas.microsoft.com/office/word/2010/wordprocessingShape">
                   <wps:wsp>
-                    <wps:cNvPr id="1" name="Textbox 1"/>
-                    <wps:cNvSpPr txBox="1"/>
+                    <wps:cNvSpPr txBox="1">
+                      <a:spLocks/>
+                    </wps:cNvSpPr>
                     <wps:spPr>
                       <a:xfrm>
                         <a:off x="0" y="0"/>
@@ -2461,8 +1818,7 @@
                         <w:p>
                           <w:pPr>
                             <w:spacing w:before="11"/>
-                            <w:ind w:left="20" w:right="0" w:firstLine="0"/>
-                            <w:jc w:val="left"/>
+                            <w:ind w:left="20"/>
                             <w:rPr>
                               <w:sz w:val="20"/>
                             </w:rPr>
@@ -2488,18 +1844,17 @@
         </mc:Choice>
         <mc:Fallback>
           <w:pict>
-            <v:shapetype id="_x0000_t202" o:spt="202" coordsize="21600,21600" path="m,l,21600r21600,l21600,xe">
+            <v:shapetype w14:anchorId="74C4BBC8" id="_x0000_t202" coordsize="21600,21600" o:spt="202" path="m,l,21600r21600,l21600,xe">
               <v:stroke joinstyle="miter"/>
               <v:path gradientshapeok="t" o:connecttype="rect"/>
             </v:shapetype>
-            <v:shape style="position:absolute;margin-left:481.950012pt;margin-top:34.368866pt;width:72pt;height:13.1pt;mso-position-horizontal-relative:page;mso-position-vertical-relative:page;z-index:-15783936" type="#_x0000_t202" id="docshape1" filled="false" stroked="false">
+            <v:shape id="Textbox 1" o:spid="_x0000_s1027" type="#_x0000_t202" style="position:absolute;margin-left:481.95pt;margin-top:34.35pt;width:1in;height:13.1pt;z-index:-15783936;visibility:visible;mso-wrap-style:square;mso-wrap-distance-left:0;mso-wrap-distance-top:0;mso-wrap-distance-right:0;mso-wrap-distance-bottom:0;mso-position-horizontal:absolute;mso-position-horizontal-relative:page;mso-position-vertical:absolute;mso-position-vertical-relative:page;v-text-anchor:top" o:gfxdata="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" filled="f" stroked="f">
               <v:textbox inset="0,0,0,0">
                 <w:txbxContent>
                   <w:p>
                     <w:pPr>
                       <w:spacing w:before="11"/>
-                      <w:ind w:left="20" w:right="0" w:firstLine="0"/>
-                      <w:jc w:val="left"/>
+                      <w:ind w:left="20"/>
                       <w:rPr>
                         <w:sz w:val="20"/>
                       </w:rPr>
@@ -2514,7 +1869,7 @@
                   </w:p>
                 </w:txbxContent>
               </v:textbox>
-              <w10:wrap type="none"/>
+              <w10:wrap anchorx="page" anchory="page"/>
             </v:shape>
           </w:pict>
         </mc:Fallback>
@@ -2525,10 +1880,10 @@
 </file>
 
 <file path=word/header2.xml><?xml version="1.0" encoding="utf-8"?>
-<w:hdr xmlns:mc="http://schemas.openxmlformats.org/markup-compatibility/2006" xmlns:ve="http://schemas.openxmlformats.org/markup-compatibility/2006" xmlns:o="urn:schemas-microsoft-com:office:office" xmlns:r="http://schemas.openxmlformats.org/officeDocument/2006/relationships" xmlns:m="http://schemas.openxmlformats.org/officeDocument/2006/math" xmlns:v="urn:schemas-microsoft-com:vml" xmlns:wp="http://schemas.openxmlformats.org/drawingml/2006/wordprocessingDrawing" xmlns:w10="urn:schemas-microsoft-com:office:word" xmlns:w="http://schemas.openxmlformats.org/wordprocessingml/2006/main" xmlns:wne="http://schemas.microsoft.com/office/word/2006/wordml" xmlns:a="http://schemas.openxmlformats.org/drawingml/2006/main" xmlns:pic="http://schemas.openxmlformats.org/drawingml/2006/picture" xmlns:wpg="http://schemas.microsoft.com/office/word/2010/wordprocessingGroup" xmlns:wps="http://schemas.microsoft.com/office/word/2010/wordprocessingShape" xmlns:w14="http://schemas.microsoft.com/office/word/2010/wordml" mc:Ignorable="w14" xml:space="preserve">
+<w:hdr xmlns:wpc="http://schemas.microsoft.com/office/word/2010/wordprocessingCanvas" xmlns:cx="http://schemas.microsoft.com/office/drawing/2014/chartex" xmlns:cx1="http://schemas.microsoft.com/office/drawing/2015/9/8/chartex" xmlns:cx2="http://schemas.microsoft.com/office/drawing/2015/10/21/chartex" xmlns:cx3="http://schemas.microsoft.com/office/drawing/2016/5/9/chartex" xmlns:cx4="http://schemas.microsoft.com/office/drawing/2016/5/10/chartex" xmlns:cx5="http://schemas.microsoft.com/office/drawing/2016/5/11/chartex" xmlns:cx6="http://schemas.microsoft.com/office/drawing/2016/5/12/chartex" xmlns:cx7="http://schemas.microsoft.com/office/drawing/2016/5/13/chartex" xmlns:cx8="http://schemas.microsoft.com/office/drawing/2016/5/14/chartex" xmlns:mc="http://schemas.openxmlformats.org/markup-compatibility/2006" xmlns:aink="http://schemas.microsoft.com/office/drawing/2016/ink" xmlns:am3d="http://schemas.microsoft.com/office/drawing/2017/model3d" xmlns:o="urn:schemas-microsoft-com:office:office" xmlns:r="http://schemas.openxmlformats.org/officeDocument/2006/relationships" xmlns:m="http://schemas.openxmlformats.org/officeDocument/2006/math" xmlns:v="urn:schemas-microsoft-com:vml" xmlns:wp14="http://schemas.microsoft.com/office/word/2010/wordprocessingDrawing" xmlns:wp="http://schemas.openxmlformats.org/drawingml/2006/wordprocessingDrawing" xmlns:w10="urn:schemas-microsoft-com:office:word" xmlns:w="http://schemas.openxmlformats.org/wordprocessingml/2006/main" xmlns:w14="http://schemas.microsoft.com/office/word/2010/wordml" xmlns:w15="http://schemas.microsoft.com/office/word/2012/wordml" xmlns:w16cex="http://schemas.microsoft.com/office/word/2018/wordml/cex" xmlns:w16cid="http://schemas.microsoft.com/office/word/2016/wordml/cid" xmlns:w16="http://schemas.microsoft.com/office/word/2018/wordml" xmlns:w16sdtdh="http://schemas.microsoft.com/office/word/2020/wordml/sdtdatahash" xmlns:w16se="http://schemas.microsoft.com/office/word/2015/wordml/symex" xmlns:wpg="http://schemas.microsoft.com/office/word/2010/wordprocessingGroup" xmlns:wpi="http://schemas.microsoft.com/office/word/2010/wordprocessingInk" xmlns:wne="http://schemas.microsoft.com/office/word/2006/wordml" xmlns:wps="http://schemas.microsoft.com/office/word/2010/wordprocessingShape" mc:Ignorable="w14 w15 w16se w16cid w16 w16cex w16sdtdh wp14">
   <w:p>
     <w:pPr>
-      <w:pStyle w:val="BodyText"/>
+      <w:pStyle w:val="a3"/>
       <w:spacing w:line="14" w:lineRule="auto"/>
       <w:ind w:left="0"/>
       <w:jc w:val="left"/>
@@ -2538,12 +1893,13 @@
     </w:pPr>
     <w:r>
       <w:rPr>
+        <w:noProof/>
         <w:sz w:val="20"/>
       </w:rPr>
       <mc:AlternateContent>
         <mc:Choice Requires="wps">
           <w:drawing>
-            <wp:anchor distT="0" distB="0" distL="0" distR="0" allowOverlap="1" layoutInCell="1" locked="0" behindDoc="1" simplePos="0" relativeHeight="487533056">
+            <wp:anchor distT="0" distB="0" distL="0" distR="0" simplePos="0" relativeHeight="487533056" behindDoc="1" locked="0" layoutInCell="1" allowOverlap="1" wp14:anchorId="4B259FD8" wp14:editId="7D72081E">
               <wp:simplePos x="0" y="0"/>
               <wp:positionH relativeFrom="page">
                 <wp:posOffset>3906901</wp:posOffset>
@@ -2556,13 +1912,14 @@
               <wp:wrapNone/>
               <wp:docPr id="4" name="Textbox 4"/>
               <wp:cNvGraphicFramePr>
-                <a:graphicFrameLocks/>
+                <a:graphicFrameLocks xmlns:a="http://schemas.openxmlformats.org/drawingml/2006/main"/>
               </wp:cNvGraphicFramePr>
-              <a:graphic>
+              <a:graphic xmlns:a="http://schemas.openxmlformats.org/drawingml/2006/main">
                 <a:graphicData uri="http://schemas.microsoft.com/office/word/2010/wordprocessingShape">
                   <wps:wsp>
-                    <wps:cNvPr id="4" name="Textbox 4"/>
-                    <wps:cNvSpPr txBox="1"/>
+                    <wps:cNvSpPr txBox="1">
+                      <a:spLocks/>
+                    </wps:cNvSpPr>
                     <wps:spPr>
                       <a:xfrm>
                         <a:off x="0" y="0"/>
@@ -2577,8 +1934,7 @@
                         <w:p>
                           <w:pPr>
                             <w:spacing w:before="11"/>
-                            <w:ind w:left="20" w:right="0" w:firstLine="0"/>
-                            <w:jc w:val="left"/>
+                            <w:ind w:left="20"/>
                             <w:rPr>
                               <w:sz w:val="20"/>
                             </w:rPr>
@@ -2604,14 +1960,17 @@
         </mc:Choice>
         <mc:Fallback>
           <w:pict>
-            <v:shape style="position:absolute;margin-left:307.630005pt;margin-top:34.368866pt;width:7pt;height:13.1pt;mso-position-horizontal-relative:page;mso-position-vertical-relative:page;z-index:-15783424" type="#_x0000_t202" id="docshape2" filled="false" stroked="false">
+            <v:shapetype w14:anchorId="4B259FD8" id="_x0000_t202" coordsize="21600,21600" o:spt="202" path="m,l,21600r21600,l21600,xe">
+              <v:stroke joinstyle="miter"/>
+              <v:path gradientshapeok="t" o:connecttype="rect"/>
+            </v:shapetype>
+            <v:shape id="Textbox 4" o:spid="_x0000_s1028" type="#_x0000_t202" style="position:absolute;margin-left:307.65pt;margin-top:34.35pt;width:7pt;height:13.1pt;z-index:-15783424;visibility:visible;mso-wrap-style:square;mso-wrap-distance-left:0;mso-wrap-distance-top:0;mso-wrap-distance-right:0;mso-wrap-distance-bottom:0;mso-position-horizontal:absolute;mso-position-horizontal-relative:page;mso-position-vertical:absolute;mso-position-vertical-relative:page;v-text-anchor:top" o:gfxdata="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" filled="f" stroked="f">
               <v:textbox inset="0,0,0,0">
                 <w:txbxContent>
                   <w:p>
                     <w:pPr>
                       <w:spacing w:before="11"/>
-                      <w:ind w:left="20" w:right="0" w:firstLine="0"/>
-                      <w:jc w:val="left"/>
+                      <w:ind w:left="20"/>
                       <w:rPr>
                         <w:sz w:val="20"/>
                       </w:rPr>
@@ -2626,7 +1985,7 @@
                   </w:p>
                 </w:txbxContent>
               </v:textbox>
-              <w10:wrap type="none"/>
+              <w10:wrap anchorx="page" anchory="page"/>
             </v:shape>
           </w:pict>
         </mc:Fallback>
@@ -2634,12 +1993,13 @@
     </w:r>
     <w:r>
       <w:rPr>
+        <w:noProof/>
         <w:sz w:val="20"/>
       </w:rPr>
       <mc:AlternateContent>
         <mc:Choice Requires="wps">
           <w:drawing>
-            <wp:anchor distT="0" distB="0" distL="0" distR="0" allowOverlap="1" layoutInCell="1" locked="0" behindDoc="1" simplePos="0" relativeHeight="487533568">
+            <wp:anchor distT="0" distB="0" distL="0" distR="0" simplePos="0" relativeHeight="487533568" behindDoc="1" locked="0" layoutInCell="1" allowOverlap="1" wp14:anchorId="1AAE6142" wp14:editId="2ED5EC48">
               <wp:simplePos x="0" y="0"/>
               <wp:positionH relativeFrom="page">
                 <wp:posOffset>6120765</wp:posOffset>
@@ -2652,13 +2012,14 @@
               <wp:wrapNone/>
               <wp:docPr id="5" name="Textbox 5"/>
               <wp:cNvGraphicFramePr>
-                <a:graphicFrameLocks/>
+                <a:graphicFrameLocks xmlns:a="http://schemas.openxmlformats.org/drawingml/2006/main"/>
               </wp:cNvGraphicFramePr>
-              <a:graphic>
+              <a:graphic xmlns:a="http://schemas.openxmlformats.org/drawingml/2006/main">
                 <a:graphicData uri="http://schemas.microsoft.com/office/word/2010/wordprocessingShape">
                   <wps:wsp>
-                    <wps:cNvPr id="5" name="Textbox 5"/>
-                    <wps:cNvSpPr txBox="1"/>
+                    <wps:cNvSpPr txBox="1">
+                      <a:spLocks/>
+                    </wps:cNvSpPr>
                     <wps:spPr>
                       <a:xfrm>
                         <a:off x="0" y="0"/>
@@ -2673,8 +2034,7 @@
                         <w:p>
                           <w:pPr>
                             <w:spacing w:before="11"/>
-                            <w:ind w:left="20" w:right="0" w:firstLine="0"/>
-                            <w:jc w:val="left"/>
+                            <w:ind w:left="20"/>
                             <w:rPr>
                               <w:sz w:val="20"/>
                             </w:rPr>
@@ -2700,14 +2060,13 @@
         </mc:Choice>
         <mc:Fallback>
           <w:pict>
-            <v:shape style="position:absolute;margin-left:481.950012pt;margin-top:34.368866pt;width:72pt;height:13.1pt;mso-position-horizontal-relative:page;mso-position-vertical-relative:page;z-index:-15782912" type="#_x0000_t202" id="docshape3" filled="false" stroked="false">
+            <v:shape w14:anchorId="1AAE6142" id="Textbox 5" o:spid="_x0000_s1029" type="#_x0000_t202" style="position:absolute;margin-left:481.95pt;margin-top:34.35pt;width:1in;height:13.1pt;z-index:-15782912;visibility:visible;mso-wrap-style:square;mso-wrap-distance-left:0;mso-wrap-distance-top:0;mso-wrap-distance-right:0;mso-wrap-distance-bottom:0;mso-position-horizontal:absolute;mso-position-horizontal-relative:page;mso-position-vertical:absolute;mso-position-vertical-relative:page;v-text-anchor:top" o:gfxdata="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" filled="f" stroked="f">
               <v:textbox inset="0,0,0,0">
                 <w:txbxContent>
                   <w:p>
                     <w:pPr>
                       <w:spacing w:before="11"/>
-                      <w:ind w:left="20" w:right="0" w:firstLine="0"/>
-                      <w:jc w:val="left"/>
+                      <w:ind w:left="20"/>
                       <w:rPr>
                         <w:sz w:val="20"/>
                       </w:rPr>
@@ -2722,7 +2081,7 @@
                   </w:p>
                 </w:txbxContent>
               </v:textbox>
-              <w10:wrap type="none"/>
+              <w10:wrap anchorx="page" anchory="page"/>
             </v:shape>
           </w:pict>
         </mc:Fallback>
@@ -2733,14 +2092,14 @@
 </file>
 
 <file path=word/styles.xml><?xml version="1.0" encoding="utf-8"?>
-<w:styles xmlns:r="http://schemas.openxmlformats.org/officeDocument/2006/relationships" xmlns:w="http://schemas.openxmlformats.org/wordprocessingml/2006/main">
+<w:styles xmlns:mc="http://schemas.openxmlformats.org/markup-compatibility/2006" xmlns:r="http://schemas.openxmlformats.org/officeDocument/2006/relationships" xmlns:w="http://schemas.openxmlformats.org/wordprocessingml/2006/main" xmlns:w14="http://schemas.microsoft.com/office/word/2010/wordml" xmlns:w15="http://schemas.microsoft.com/office/word/2012/wordml" xmlns:w16cex="http://schemas.microsoft.com/office/word/2018/wordml/cex" xmlns:w16cid="http://schemas.microsoft.com/office/word/2016/wordml/cid" xmlns:w16="http://schemas.microsoft.com/office/word/2018/wordml" xmlns:w16sdtdh="http://schemas.microsoft.com/office/word/2020/wordml/sdtdatahash" xmlns:w16se="http://schemas.microsoft.com/office/word/2015/wordml/symex" mc:Ignorable="w14 w15 w16se w16cid w16 w16cex w16sdtdh">
   <w:docDefaults>
     <w:rPrDefault>
       <w:rPr>
-        <w:rFonts w:cstheme="minorBidi" w:hAnsiTheme="minorHAnsi" w:eastAsiaTheme="minorHAnsi" w:asciiTheme="minorHAnsi"/>
+        <w:rFonts w:asciiTheme="minorHAnsi" w:eastAsiaTheme="minorHAnsi" w:hAnsiTheme="minorHAnsi" w:cstheme="minorBidi"/>
         <w:sz w:val="22"/>
         <w:szCs w:val="22"/>
-        <w:lang w:val="en-US" w:bidi="ar-SA" w:eastAsia="en-US"/>
+        <w:lang w:val="en-US" w:eastAsia="en-US" w:bidi="ar-SA"/>
       </w:rPr>
     </w:rPrDefault>
     <w:pPrDefault>
@@ -2748,19 +2107,459 @@
         <w:widowControl w:val="0"/>
         <w:autoSpaceDE w:val="0"/>
         <w:autoSpaceDN w:val="0"/>
-        <w:spacing w:lineRule="auto" w:line="240" w:before="0" w:after="0"/>
-        <w:ind w:left="0" w:right="0"/>
-        <w:jc w:val="left"/>
       </w:pPr>
     </w:pPrDefault>
   </w:docDefaults>
-  <w:style w:styleId="DefaultParagraphFont" w:default="1" w:type="character">
+  <w:latentStyles w:defLockedState="0" w:defUIPriority="99" w:defSemiHidden="0" w:defUnhideWhenUsed="0" w:defQFormat="0" w:count="376">
+    <w:lsdException w:name="Normal" w:uiPriority="0" w:qFormat="1"/>
+    <w:lsdException w:name="heading 1" w:uiPriority="9" w:qFormat="1"/>
+    <w:lsdException w:name="heading 2" w:semiHidden="1" w:uiPriority="9" w:unhideWhenUsed="1" w:qFormat="1"/>
+    <w:lsdException w:name="heading 3" w:semiHidden="1" w:uiPriority="9" w:unhideWhenUsed="1" w:qFormat="1"/>
+    <w:lsdException w:name="heading 4" w:semiHidden="1" w:uiPriority="9" w:unhideWhenUsed="1" w:qFormat="1"/>
+    <w:lsdException w:name="heading 5" w:semiHidden="1" w:uiPriority="9" w:unhideWhenUsed="1" w:qFormat="1"/>
+    <w:lsdException w:name="heading 6" w:semiHidden="1" w:uiPriority="9" w:unhideWhenUsed="1" w:qFormat="1"/>
+    <w:lsdException w:name="heading 7" w:semiHidden="1" w:uiPriority="9" w:unhideWhenUsed="1" w:qFormat="1"/>
+    <w:lsdException w:name="heading 8" w:semiHidden="1" w:uiPriority="9" w:unhideWhenUsed="1" w:qFormat="1"/>
+    <w:lsdException w:name="heading 9" w:semiHidden="1" w:uiPriority="9" w:unhideWhenUsed="1" w:qFormat="1"/>
+    <w:lsdException w:name="index 1" w:semiHidden="1" w:unhideWhenUsed="1"/>
+    <w:lsdException w:name="index 2" w:semiHidden="1" w:unhideWhenUsed="1"/>
+    <w:lsdException w:name="index 3" w:semiHidden="1" w:unhideWhenUsed="1"/>
+    <w:lsdException w:name="index 4" w:semiHidden="1" w:unhideWhenUsed="1"/>
+    <w:lsdException w:name="index 5" w:semiHidden="1" w:unhideWhenUsed="1"/>
+    <w:lsdException w:name="index 6" w:semiHidden="1" w:unhideWhenUsed="1"/>
+    <w:lsdException w:name="index 7" w:semiHidden="1" w:unhideWhenUsed="1"/>
+    <w:lsdException w:name="index 8" w:semiHidden="1" w:unhideWhenUsed="1"/>
+    <w:lsdException w:name="index 9" w:semiHidden="1" w:unhideWhenUsed="1"/>
+    <w:lsdException w:name="toc 1" w:semiHidden="1" w:uiPriority="39" w:unhideWhenUsed="1"/>
+    <w:lsdException w:name="toc 2" w:semiHidden="1" w:uiPriority="39" w:unhideWhenUsed="1"/>
+    <w:lsdException w:name="toc 3" w:semiHidden="1" w:uiPriority="39" w:unhideWhenUsed="1"/>
+    <w:lsdException w:name="toc 4" w:semiHidden="1" w:uiPriority="39" w:unhideWhenUsed="1"/>
+    <w:lsdException w:name="toc 5" w:semiHidden="1" w:uiPriority="39" w:unhideWhenUsed="1"/>
+    <w:lsdException w:name="toc 6" w:semiHidden="1" w:uiPriority="39" w:unhideWhenUsed="1"/>
+    <w:lsdException w:name="toc 7" w:semiHidden="1" w:uiPriority="39" w:unhideWhenUsed="1"/>
+    <w:lsdException w:name="toc 8" w:semiHidden="1" w:uiPriority="39" w:unhideWhenUsed="1"/>
+    <w:lsdException w:name="toc 9" w:semiHidden="1" w:uiPriority="39" w:unhideWhenUsed="1"/>
+    <w:lsdException w:name="Normal Indent" w:semiHidden="1" w:unhideWhenUsed="1"/>
+    <w:lsdException w:name="footnote text" w:semiHidden="1" w:unhideWhenUsed="1"/>
+    <w:lsdException w:name="annotation text" w:semiHidden="1" w:unhideWhenUsed="1"/>
+    <w:lsdException w:name="header" w:semiHidden="1" w:unhideWhenUsed="1"/>
+    <w:lsdException w:name="footer" w:semiHidden="1" w:unhideWhenUsed="1"/>
+    <w:lsdException w:name="index heading" w:semiHidden="1" w:unhideWhenUsed="1"/>
+    <w:lsdException w:name="caption" w:semiHidden="1" w:uiPriority="35" w:unhideWhenUsed="1" w:qFormat="1"/>
+    <w:lsdException w:name="table of figures" w:semiHidden="1" w:unhideWhenUsed="1"/>
+    <w:lsdException w:name="envelope address" w:semiHidden="1" w:unhideWhenUsed="1"/>
+    <w:lsdException w:name="envelope return" w:semiHidden="1" w:unhideWhenUsed="1"/>
+    <w:lsdException w:name="footnote reference" w:semiHidden="1" w:unhideWhenUsed="1"/>
+    <w:lsdException w:name="annotation reference" w:semiHidden="1" w:unhideWhenUsed="1"/>
+    <w:lsdException w:name="line number" w:semiHidden="1" w:unhideWhenUsed="1"/>
+    <w:lsdException w:name="page number" w:semiHidden="1" w:unhideWhenUsed="1"/>
+    <w:lsdException w:name="endnote reference" w:semiHidden="1" w:unhideWhenUsed="1"/>
+    <w:lsdException w:name="endnote text" w:semiHidden="1" w:unhideWhenUsed="1"/>
+    <w:lsdException w:name="table of authorities" w:semiHidden="1" w:unhideWhenUsed="1"/>
+    <w:lsdException w:name="macro" w:semiHidden="1" w:unhideWhenUsed="1"/>
+    <w:lsdException w:name="toa heading" w:semiHidden="1" w:unhideWhenUsed="1"/>
+    <w:lsdException w:name="List" w:semiHidden="1" w:unhideWhenUsed="1"/>
+    <w:lsdException w:name="List Bullet" w:semiHidden="1" w:unhideWhenUsed="1"/>
+    <w:lsdException w:name="List Number" w:semiHidden="1" w:unhideWhenUsed="1"/>
+    <w:lsdException w:name="List 2" w:semiHidden="1" w:unhideWhenUsed="1"/>
+    <w:lsdException w:name="List 3" w:semiHidden="1" w:unhideWhenUsed="1"/>
+    <w:lsdException w:name="List 4" w:semiHidden="1" w:unhideWhenUsed="1"/>
+    <w:lsdException w:name="List 5" w:semiHidden="1" w:unhideWhenUsed="1"/>
+    <w:lsdException w:name="List Bullet 2" w:semiHidden="1" w:unhideWhenUsed="1"/>
+    <w:lsdException w:name="List Bullet 3" w:semiHidden="1" w:unhideWhenUsed="1"/>
+    <w:lsdException w:name="List Bullet 4" w:semiHidden="1" w:unhideWhenUsed="1"/>
+    <w:lsdException w:name="List Bullet 5" w:semiHidden="1" w:unhideWhenUsed="1"/>
+    <w:lsdException w:name="List Number 2" w:semiHidden="1" w:unhideWhenUsed="1"/>
+    <w:lsdException w:name="List Number 3" w:semiHidden="1" w:unhideWhenUsed="1"/>
+    <w:lsdException w:name="List Number 4" w:semiHidden="1" w:unhideWhenUsed="1"/>
+    <w:lsdException w:name="List Number 5" w:semiHidden="1" w:unhideWhenUsed="1"/>
+    <w:lsdException w:name="Title" w:uiPriority="10" w:qFormat="1"/>
+    <w:lsdException w:name="Closing" w:semiHidden="1" w:unhideWhenUsed="1"/>
+    <w:lsdException w:name="Signature" w:semiHidden="1" w:unhideWhenUsed="1"/>
+    <w:lsdException w:name="Default Paragraph Font" w:semiHidden="1" w:uiPriority="1" w:unhideWhenUsed="1"/>
+    <w:lsdException w:name="Body Text" w:semiHidden="1" w:unhideWhenUsed="1"/>
+    <w:lsdException w:name="Body Text Indent" w:semiHidden="1" w:unhideWhenUsed="1"/>
+    <w:lsdException w:name="List Continue" w:semiHidden="1" w:unhideWhenUsed="1"/>
+    <w:lsdException w:name="List Continue 2" w:semiHidden="1" w:unhideWhenUsed="1"/>
+    <w:lsdException w:name="List Continue 3" w:semiHidden="1" w:unhideWhenUsed="1"/>
+    <w:lsdException w:name="List Continue 4" w:semiHidden="1" w:unhideWhenUsed="1"/>
+    <w:lsdException w:name="List Continue 5" w:semiHidden="1" w:unhideWhenUsed="1"/>
+    <w:lsdException w:name="Message Header" w:semiHidden="1" w:unhideWhenUsed="1"/>
+    <w:lsdException w:name="Subtitle" w:uiPriority="11" w:qFormat="1"/>
+    <w:lsdException w:name="Salutation" w:semiHidden="1" w:unhideWhenUsed="1"/>
+    <w:lsdException w:name="Date" w:semiHidden="1" w:unhideWhenUsed="1"/>
+    <w:lsdException w:name="Body Text First Indent" w:semiHidden="1" w:unhideWhenUsed="1"/>
+    <w:lsdException w:name="Body Text First Indent 2" w:semiHidden="1" w:unhideWhenUsed="1"/>
+    <w:lsdException w:name="Note Heading" w:semiHidden="1" w:unhideWhenUsed="1"/>
+    <w:lsdException w:name="Body Text 2" w:semiHidden="1" w:unhideWhenUsed="1"/>
+    <w:lsdException w:name="Body Text 3" w:semiHidden="1" w:unhideWhenUsed="1"/>
+    <w:lsdException w:name="Body Text Indent 2" w:semiHidden="1" w:unhideWhenUsed="1"/>
+    <w:lsdException w:name="Body Text Indent 3" w:semiHidden="1" w:unhideWhenUsed="1"/>
+    <w:lsdException w:name="Block Text" w:semiHidden="1" w:unhideWhenUsed="1"/>
+    <w:lsdException w:name="Hyperlink" w:semiHidden="1" w:unhideWhenUsed="1"/>
+    <w:lsdException w:name="FollowedHyperlink" w:semiHidden="1" w:unhideWhenUsed="1"/>
+    <w:lsdException w:name="Strong" w:uiPriority="22" w:qFormat="1"/>
+    <w:lsdException w:name="Emphasis" w:uiPriority="20" w:qFormat="1"/>
+    <w:lsdException w:name="Document Map" w:semiHidden="1" w:unhideWhenUsed="1"/>
+    <w:lsdException w:name="Plain Text" w:semiHidden="1" w:unhideWhenUsed="1"/>
+    <w:lsdException w:name="E-mail Signature" w:semiHidden="1" w:unhideWhenUsed="1"/>
+    <w:lsdException w:name="HTML Top of Form" w:semiHidden="1" w:unhideWhenUsed="1"/>
+    <w:lsdException w:name="HTML Bottom of Form" w:semiHidden="1" w:unhideWhenUsed="1"/>
+    <w:lsdException w:name="Normal (Web)" w:semiHidden="1" w:unhideWhenUsed="1"/>
+    <w:lsdException w:name="HTML Acronym" w:semiHidden="1" w:unhideWhenUsed="1"/>
+    <w:lsdException w:name="HTML Address" w:semiHidden="1" w:unhideWhenUsed="1"/>
+    <w:lsdException w:name="HTML Cite" w:semiHidden="1" w:unhideWhenUsed="1"/>
+    <w:lsdException w:name="HTML Code" w:semiHidden="1" w:unhideWhenUsed="1"/>
+    <w:lsdException w:name="HTML Definition" w:semiHidden="1" w:unhideWhenUsed="1"/>
+    <w:lsdException w:name="HTML Keyboard" w:semiHidden="1" w:unhideWhenUsed="1"/>
+    <w:lsdException w:name="HTML Preformatted" w:semiHidden="1" w:unhideWhenUsed="1"/>
+    <w:lsdException w:name="HTML Sample" w:semiHidden="1" w:unhideWhenUsed="1"/>
+    <w:lsdException w:name="HTML Typewriter" w:semiHidden="1" w:unhideWhenUsed="1"/>
+    <w:lsdException w:name="HTML Variable" w:semiHidden="1" w:unhideWhenUsed="1"/>
+    <w:lsdException w:name="Normal Table" w:semiHidden="1" w:unhideWhenUsed="1"/>
+    <w:lsdException w:name="annotation subject" w:semiHidden="1" w:unhideWhenUsed="1"/>
+    <w:lsdException w:name="No List" w:semiHidden="1" w:unhideWhenUsed="1"/>
+    <w:lsdException w:name="Outline List 1" w:semiHidden="1" w:unhideWhenUsed="1"/>
+    <w:lsdException w:name="Outline List 2" w:semiHidden="1" w:unhideWhenUsed="1"/>
+    <w:lsdException w:name="Outline List 3" w:semiHidden="1" w:unhideWhenUsed="1"/>
+    <w:lsdException w:name="Table Simple 1" w:semiHidden="1" w:unhideWhenUsed="1"/>
+    <w:lsdException w:name="Table Simple 2" w:semiHidden="1" w:unhideWhenUsed="1"/>
+    <w:lsdException w:name="Table Simple 3" w:semiHidden="1" w:unhideWhenUsed="1"/>
+    <w:lsdException w:name="Table Classic 1" w:semiHidden="1" w:unhideWhenUsed="1"/>
+    <w:lsdException w:name="Table Classic 2" w:semiHidden="1" w:unhideWhenUsed="1"/>
+    <w:lsdException w:name="Table Classic 3" w:semiHidden="1" w:unhideWhenUsed="1"/>
+    <w:lsdException w:name="Table Classic 4" w:semiHidden="1" w:unhideWhenUsed="1"/>
+    <w:lsdException w:name="Table Colorful 1" w:semiHidden="1" w:unhideWhenUsed="1"/>
+    <w:lsdException w:name="Table Colorful 2" w:semiHidden="1" w:unhideWhenUsed="1"/>
+    <w:lsdException w:name="Table Colorful 3" w:semiHidden="1" w:unhideWhenUsed="1"/>
+    <w:lsdException w:name="Table Columns 1" w:semiHidden="1" w:unhideWhenUsed="1"/>
+    <w:lsdException w:name="Table Columns 2" w:semiHidden="1" w:unhideWhenUsed="1"/>
+    <w:lsdException w:name="Table Columns 3" w:semiHidden="1" w:unhideWhenUsed="1"/>
+    <w:lsdException w:name="Table Columns 4" w:semiHidden="1" w:unhideWhenUsed="1"/>
+    <w:lsdException w:name="Table Columns 5" w:semiHidden="1" w:unhideWhenUsed="1"/>
+    <w:lsdException w:name="Table Grid 1" w:semiHidden="1" w:unhideWhenUsed="1"/>
+    <w:lsdException w:name="Table Grid 2" w:semiHidden="1" w:unhideWhenUsed="1"/>
+    <w:lsdException w:name="Table Grid 3" w:semiHidden="1" w:unhideWhenUsed="1"/>
+    <w:lsdException w:name="Table Grid 4" w:semiHidden="1" w:unhideWhenUsed="1"/>
+    <w:lsdException w:name="Table Grid 5" w:semiHidden="1" w:unhideWhenUsed="1"/>
+    <w:lsdException w:name="Table Grid 6" w:semiHidden="1" w:unhideWhenUsed="1"/>
+    <w:lsdException w:name="Table Grid 7" w:semiHidden="1" w:unhideWhenUsed="1"/>
+    <w:lsdException w:name="Table Grid 8" w:semiHidden="1" w:unhideWhenUsed="1"/>
+    <w:lsdException w:name="Table List 1" w:semiHidden="1" w:unhideWhenUsed="1"/>
+    <w:lsdException w:name="Table List 2" w:semiHidden="1" w:unhideWhenUsed="1"/>
+    <w:lsdException w:name="Table List 3" w:semiHidden="1" w:unhideWhenUsed="1"/>
+    <w:lsdException w:name="Table List 4" w:semiHidden="1" w:unhideWhenUsed="1"/>
+    <w:lsdException w:name="Table List 5" w:semiHidden="1" w:unhideWhenUsed="1"/>
+    <w:lsdException w:name="Table List 6" w:semiHidden="1" w:unhideWhenUsed="1"/>
+    <w:lsdException w:name="Table List 7" w:semiHidden="1" w:unhideWhenUsed="1"/>
+    <w:lsdException w:name="Table List 8" w:semiHidden="1" w:unhideWhenUsed="1"/>
+    <w:lsdException w:name="Table 3D effects 1" w:semiHidden="1" w:unhideWhenUsed="1"/>
+    <w:lsdException w:name="Table 3D effects 2" w:semiHidden="1" w:unhideWhenUsed="1"/>
+    <w:lsdException w:name="Table 3D effects 3" w:semiHidden="1" w:unhideWhenUsed="1"/>
+    <w:lsdException w:name="Table Contemporary" w:semiHidden="1" w:unhideWhenUsed="1"/>
+    <w:lsdException w:name="Table Elegant" w:semiHidden="1" w:unhideWhenUsed="1"/>
+    <w:lsdException w:name="Table Professional" w:semiHidden="1" w:unhideWhenUsed="1"/>
+    <w:lsdException w:name="Table Subtle 1" w:semiHidden="1" w:unhideWhenUsed="1"/>
+    <w:lsdException w:name="Table Subtle 2" w:semiHidden="1" w:unhideWhenUsed="1"/>
+    <w:lsdException w:name="Table Web 1" w:semiHidden="1" w:unhideWhenUsed="1"/>
+    <w:lsdException w:name="Table Web 2" w:semiHidden="1" w:unhideWhenUsed="1"/>
+    <w:lsdException w:name="Table Web 3" w:semiHidden="1" w:unhideWhenUsed="1"/>
+    <w:lsdException w:name="Balloon Text" w:semiHidden="1" w:unhideWhenUsed="1"/>
+    <w:lsdException w:name="Table Grid" w:uiPriority="39"/>
+    <w:lsdException w:name="Table Theme" w:semiHidden="1" w:unhideWhenUsed="1"/>
+    <w:lsdException w:name="Placeholder Text" w:semiHidden="1"/>
+    <w:lsdException w:name="No Spacing" w:uiPriority="1" w:qFormat="1"/>
+    <w:lsdException w:name="Light Shading" w:uiPriority="60"/>
+    <w:lsdException w:name="Light List" w:uiPriority="61"/>
+    <w:lsdException w:name="Light Grid" w:uiPriority="62"/>
+    <w:lsdException w:name="Medium Shading 1" w:uiPriority="63"/>
+    <w:lsdException w:name="Medium Shading 2" w:uiPriority="64"/>
+    <w:lsdException w:name="Medium List 1" w:uiPriority="65"/>
+    <w:lsdException w:name="Medium List 2" w:uiPriority="66"/>
+    <w:lsdException w:name="Medium Grid 1" w:uiPriority="67"/>
+    <w:lsdException w:name="Medium Grid 2" w:uiPriority="68"/>
+    <w:lsdException w:name="Medium Grid 3" w:uiPriority="69"/>
+    <w:lsdException w:name="Dark List" w:uiPriority="70"/>
+    <w:lsdException w:name="Colorful Shading" w:uiPriority="71"/>
+    <w:lsdException w:name="Colorful List" w:uiPriority="72"/>
+    <w:lsdException w:name="Colorful Grid" w:uiPriority="73"/>
+    <w:lsdException w:name="Light Shading Accent 1" w:uiPriority="60"/>
+    <w:lsdException w:name="Light List Accent 1" w:uiPriority="61"/>
+    <w:lsdException w:name="Light Grid Accent 1" w:uiPriority="62"/>
+    <w:lsdException w:name="Medium Shading 1 Accent 1" w:uiPriority="63"/>
+    <w:lsdException w:name="Medium Shading 2 Accent 1" w:uiPriority="64"/>
+    <w:lsdException w:name="Medium List 1 Accent 1" w:uiPriority="65"/>
+    <w:lsdException w:name="Revision" w:semiHidden="1"/>
+    <w:lsdException w:name="List Paragraph" w:uiPriority="34" w:qFormat="1"/>
+    <w:lsdException w:name="Quote" w:uiPriority="29" w:qFormat="1"/>
+    <w:lsdException w:name="Intense Quote" w:uiPriority="30" w:qFormat="1"/>
+    <w:lsdException w:name="Medium List 2 Accent 1" w:uiPriority="66"/>
+    <w:lsdException w:name="Medium Grid 1 Accent 1" w:uiPriority="67"/>
+    <w:lsdException w:name="Medium Grid 2 Accent 1" w:uiPriority="68"/>
+    <w:lsdException w:name="Medium Grid 3 Accent 1" w:uiPriority="69"/>
+    <w:lsdException w:name="Dark List Accent 1" w:uiPriority="70"/>
+    <w:lsdException w:name="Colorful Shading Accent 1" w:uiPriority="71"/>
+    <w:lsdException w:name="Colorful List Accent 1" w:uiPriority="72"/>
+    <w:lsdException w:name="Colorful Grid Accent 1" w:uiPriority="73"/>
+    <w:lsdException w:name="Light Shading Accent 2" w:uiPriority="60"/>
+    <w:lsdException w:name="Light List Accent 2" w:uiPriority="61"/>
+    <w:lsdException w:name="Light Grid Accent 2" w:uiPriority="62"/>
+    <w:lsdException w:name="Medium Shading 1 Accent 2" w:uiPriority="63"/>
+    <w:lsdException w:name="Medium Shading 2 Accent 2" w:uiPriority="64"/>
+    <w:lsdException w:name="Medium List 1 Accent 2" w:uiPriority="65"/>
+    <w:lsdException w:name="Medium List 2 Accent 2" w:uiPriority="66"/>
+    <w:lsdException w:name="Medium Grid 1 Accent 2" w:uiPriority="67"/>
+    <w:lsdException w:name="Medium Grid 2 Accent 2" w:uiPriority="68"/>
+    <w:lsdException w:name="Medium Grid 3 Accent 2" w:uiPriority="69"/>
+    <w:lsdException w:name="Dark List Accent 2" w:uiPriority="70"/>
+    <w:lsdException w:name="Colorful Shading Accent 2" w:uiPriority="71"/>
+    <w:lsdException w:name="Colorful List Accent 2" w:uiPriority="72"/>
+    <w:lsdException w:name="Colorful Grid Accent 2" w:uiPriority="73"/>
+    <w:lsdException w:name="Light Shading Accent 3" w:uiPriority="60"/>
+    <w:lsdException w:name="Light List Accent 3" w:uiPriority="61"/>
+    <w:lsdException w:name="Light Grid Accent 3" w:uiPriority="62"/>
+    <w:lsdException w:name="Medium Shading 1 Accent 3" w:uiPriority="63"/>
+    <w:lsdException w:name="Medium Shading 2 Accent 3" w:uiPriority="64"/>
+    <w:lsdException w:name="Medium List 1 Accent 3" w:uiPriority="65"/>
+    <w:lsdException w:name="Medium List 2 Accent 3" w:uiPriority="66"/>
+    <w:lsdException w:name="Medium Grid 1 Accent 3" w:uiPriority="67"/>
+    <w:lsdException w:name="Medium Grid 2 Accent 3" w:uiPriority="68"/>
+    <w:lsdException w:name="Medium Grid 3 Accent 3" w:uiPriority="69"/>
+    <w:lsdException w:name="Dark List Accent 3" w:uiPriority="70"/>
+    <w:lsdException w:name="Colorful Shading Accent 3" w:uiPriority="71"/>
+    <w:lsdException w:name="Colorful List Accent 3" w:uiPriority="72"/>
+    <w:lsdException w:name="Colorful Grid Accent 3" w:uiPriority="73"/>
+    <w:lsdException w:name="Light Shading Accent 4" w:uiPriority="60"/>
+    <w:lsdException w:name="Light List Accent 4" w:uiPriority="61"/>
+    <w:lsdException w:name="Light Grid Accent 4" w:uiPriority="62"/>
+    <w:lsdException w:name="Medium Shading 1 Accent 4" w:uiPriority="63"/>
+    <w:lsdException w:name="Medium Shading 2 Accent 4" w:uiPriority="64"/>
+    <w:lsdException w:name="Medium List 1 Accent 4" w:uiPriority="65"/>
+    <w:lsdException w:name="Medium List 2 Accent 4" w:uiPriority="66"/>
+    <w:lsdException w:name="Medium Grid 1 Accent 4" w:uiPriority="67"/>
+    <w:lsdException w:name="Medium Grid 2 Accent 4" w:uiPriority="68"/>
+    <w:lsdException w:name="Medium Grid 3 Accent 4" w:uiPriority="69"/>
+    <w:lsdException w:name="Dark List Accent 4" w:uiPriority="70"/>
+    <w:lsdException w:name="Colorful Shading Accent 4" w:uiPriority="71"/>
+    <w:lsdException w:name="Colorful List Accent 4" w:uiPriority="72"/>
+    <w:lsdException w:name="Colorful Grid Accent 4" w:uiPriority="73"/>
+    <w:lsdException w:name="Light Shading Accent 5" w:uiPriority="60"/>
+    <w:lsdException w:name="Light List Accent 5" w:uiPriority="61"/>
+    <w:lsdException w:name="Light Grid Accent 5" w:uiPriority="62"/>
+    <w:lsdException w:name="Medium Shading 1 Accent 5" w:uiPriority="63"/>
+    <w:lsdException w:name="Medium Shading 2 Accent 5" w:uiPriority="64"/>
+    <w:lsdException w:name="Medium List 1 Accent 5" w:uiPriority="65"/>
+    <w:lsdException w:name="Medium List 2 Accent 5" w:uiPriority="66"/>
+    <w:lsdException w:name="Medium Grid 1 Accent 5" w:uiPriority="67"/>
+    <w:lsdException w:name="Medium Grid 2 Accent 5" w:uiPriority="68"/>
+    <w:lsdException w:name="Medium Grid 3 Accent 5" w:uiPriority="69"/>
+    <w:lsdException w:name="Dark List Accent 5" w:uiPriority="70"/>
+    <w:lsdException w:name="Colorful Shading Accent 5" w:uiPriority="71"/>
+    <w:lsdException w:name="Colorful List Accent 5" w:uiPriority="72"/>
+    <w:lsdException w:name="Colorful Grid Accent 5" w:uiPriority="73"/>
+    <w:lsdException w:name="Light Shading Accent 6" w:uiPriority="60"/>
+    <w:lsdException w:name="Light List Accent 6" w:uiPriority="61"/>
+    <w:lsdException w:name="Light Grid Accent 6" w:uiPriority="62"/>
+    <w:lsdException w:name="Medium Shading 1 Accent 6" w:uiPriority="63"/>
+    <w:lsdException w:name="Medium Shading 2 Accent 6" w:uiPriority="64"/>
+    <w:lsdException w:name="Medium List 1 Accent 6" w:uiPriority="65"/>
+    <w:lsdException w:name="Medium List 2 Accent 6" w:uiPriority="66"/>
+    <w:lsdException w:name="Medium Grid 1 Accent 6" w:uiPriority="67"/>
+    <w:lsdException w:name="Medium Grid 2 Accent 6" w:uiPriority="68"/>
+    <w:lsdException w:name="Medium Grid 3 Accent 6" w:uiPriority="69"/>
+    <w:lsdException w:name="Dark List Accent 6" w:uiPriority="70"/>
+    <w:lsdException w:name="Colorful Shading Accent 6" w:uiPriority="71"/>
+    <w:lsdException w:name="Colorful List Accent 6" w:uiPriority="72"/>
+    <w:lsdException w:name="Colorful Grid Accent 6" w:uiPriority="73"/>
+    <w:lsdException w:name="Subtle Emphasis" w:uiPriority="19" w:qFormat="1"/>
+    <w:lsdException w:name="Intense Emphasis" w:uiPriority="21" w:qFormat="1"/>
+    <w:lsdException w:name="Subtle Reference" w:uiPriority="31" w:qFormat="1"/>
+    <w:lsdException w:name="Intense Reference" w:uiPriority="32" w:qFormat="1"/>
+    <w:lsdException w:name="Book Title" w:uiPriority="33" w:qFormat="1"/>
+    <w:lsdException w:name="Bibliography" w:semiHidden="1" w:uiPriority="37" w:unhideWhenUsed="1"/>
+    <w:lsdException w:name="TOC Heading" w:semiHidden="1" w:uiPriority="39" w:unhideWhenUsed="1" w:qFormat="1"/>
+    <w:lsdException w:name="Plain Table 1" w:uiPriority="41"/>
+    <w:lsdException w:name="Plain Table 2" w:uiPriority="42"/>
+    <w:lsdException w:name="Plain Table 3" w:uiPriority="43"/>
+    <w:lsdException w:name="Plain Table 4" w:uiPriority="44"/>
+    <w:lsdException w:name="Plain Table 5" w:uiPriority="45"/>
+    <w:lsdException w:name="Grid Table Light" w:uiPriority="40"/>
+    <w:lsdException w:name="Grid Table 1 Light" w:uiPriority="46"/>
+    <w:lsdException w:name="Grid Table 2" w:uiPriority="47"/>
+    <w:lsdException w:name="Grid Table 3" w:uiPriority="48"/>
+    <w:lsdException w:name="Grid Table 4" w:uiPriority="49"/>
+    <w:lsdException w:name="Grid Table 5 Dark" w:uiPriority="50"/>
+    <w:lsdException w:name="Grid Table 6 Colorful" w:uiPriority="51"/>
+    <w:lsdException w:name="Grid Table 7 Colorful" w:uiPriority="52"/>
+    <w:lsdException w:name="Grid Table 1 Light Accent 1" w:uiPriority="46"/>
+    <w:lsdException w:name="Grid Table 2 Accent 1" w:uiPriority="47"/>
+    <w:lsdException w:name="Grid Table 3 Accent 1" w:uiPriority="48"/>
+    <w:lsdException w:name="Grid Table 4 Accent 1" w:uiPriority="49"/>
+    <w:lsdException w:name="Grid Table 5 Dark Accent 1" w:uiPriority="50"/>
+    <w:lsdException w:name="Grid Table 6 Colorful Accent 1" w:uiPriority="51"/>
+    <w:lsdException w:name="Grid Table 7 Colorful Accent 1" w:uiPriority="52"/>
+    <w:lsdException w:name="Grid Table 1 Light Accent 2" w:uiPriority="46"/>
+    <w:lsdException w:name="Grid Table 2 Accent 2" w:uiPriority="47"/>
+    <w:lsdException w:name="Grid Table 3 Accent 2" w:uiPriority="48"/>
+    <w:lsdException w:name="Grid Table 4 Accent 2" w:uiPriority="49"/>
+    <w:lsdException w:name="Grid Table 5 Dark Accent 2" w:uiPriority="50"/>
+    <w:lsdException w:name="Grid Table 6 Colorful Accent 2" w:uiPriority="51"/>
+    <w:lsdException w:name="Grid Table 7 Colorful Accent 2" w:uiPriority="52"/>
+    <w:lsdException w:name="Grid Table 1 Light Accent 3" w:uiPriority="46"/>
+    <w:lsdException w:name="Grid Table 2 Accent 3" w:uiPriority="47"/>
+    <w:lsdException w:name="Grid Table 3 Accent 3" w:uiPriority="48"/>
+    <w:lsdException w:name="Grid Table 4 Accent 3" w:uiPriority="49"/>
+    <w:lsdException w:name="Grid Table 5 Dark Accent 3" w:uiPriority="50"/>
+    <w:lsdException w:name="Grid Table 6 Colorful Accent 3" w:uiPriority="51"/>
+    <w:lsdException w:name="Grid Table 7 Colorful Accent 3" w:uiPriority="52"/>
+    <w:lsdException w:name="Grid Table 1 Light Accent 4" w:uiPriority="46"/>
+    <w:lsdException w:name="Grid Table 2 Accent 4" w:uiPriority="47"/>
+    <w:lsdException w:name="Grid Table 3 Accent 4" w:uiPriority="48"/>
+    <w:lsdException w:name="Grid Table 4 Accent 4" w:uiPriority="49"/>
+    <w:lsdException w:name="Grid Table 5 Dark Accent 4" w:uiPriority="50"/>
+    <w:lsdException w:name="Grid Table 6 Colorful Accent 4" w:uiPriority="51"/>
+    <w:lsdException w:name="Grid Table 7 Colorful Accent 4" w:uiPriority="52"/>
+    <w:lsdException w:name="Grid Table 1 Light Accent 5" w:uiPriority="46"/>
+    <w:lsdException w:name="Grid Table 2 Accent 5" w:uiPriority="47"/>
+    <w:lsdException w:name="Grid Table 3 Accent 5" w:uiPriority="48"/>
+    <w:lsdException w:name="Grid Table 4 Accent 5" w:uiPriority="49"/>
+    <w:lsdException w:name="Grid Table 5 Dark Accent 5" w:uiPriority="50"/>
+    <w:lsdException w:name="Grid Table 6 Colorful Accent 5" w:uiPriority="51"/>
+    <w:lsdException w:name="Grid Table 7 Colorful Accent 5" w:uiPriority="52"/>
+    <w:lsdException w:name="Grid Table 1 Light Accent 6" w:uiPriority="46"/>
+    <w:lsdException w:name="Grid Table 2 Accent 6" w:uiPriority="47"/>
+    <w:lsdException w:name="Grid Table 3 Accent 6" w:uiPriority="48"/>
+    <w:lsdException w:name="Grid Table 4 Accent 6" w:uiPriority="49"/>
+    <w:lsdException w:name="Grid Table 5 Dark Accent 6" w:uiPriority="50"/>
+    <w:lsdException w:name="Grid Table 6 Colorful Accent 6" w:uiPriority="51"/>
+    <w:lsdException w:name="Grid Table 7 Colorful Accent 6" w:uiPriority="52"/>
+    <w:lsdException w:name="List Table 1 Light" w:uiPriority="46"/>
+    <w:lsdException w:name="List Table 2" w:uiPriority="47"/>
+    <w:lsdException w:name="List Table 3" w:uiPriority="48"/>
+    <w:lsdException w:name="List Table 4" w:uiPriority="49"/>
+    <w:lsdException w:name="List Table 5 Dark" w:uiPriority="50"/>
+    <w:lsdException w:name="List Table 6 Colorful" w:uiPriority="51"/>
+    <w:lsdException w:name="List Table 7 Colorful" w:uiPriority="52"/>
+    <w:lsdException w:name="List Table 1 Light Accent 1" w:uiPriority="46"/>
+    <w:lsdException w:name="List Table 2 Accent 1" w:uiPriority="47"/>
+    <w:lsdException w:name="List Table 3 Accent 1" w:uiPriority="48"/>
+    <w:lsdException w:name="List Table 4 Accent 1" w:uiPriority="49"/>
+    <w:lsdException w:name="List Table 5 Dark Accent 1" w:uiPriority="50"/>
+    <w:lsdException w:name="List Table 6 Colorful Accent 1" w:uiPriority="51"/>
+    <w:lsdException w:name="List Table 7 Colorful Accent 1" w:uiPriority="52"/>
+    <w:lsdException w:name="List Table 1 Light Accent 2" w:uiPriority="46"/>
+    <w:lsdException w:name="List Table 2 Accent 2" w:uiPriority="47"/>
+    <w:lsdException w:name="List Table 3 Accent 2" w:uiPriority="48"/>
+    <w:lsdException w:name="List Table 4 Accent 2" w:uiPriority="49"/>
+    <w:lsdException w:name="List Table 5 Dark Accent 2" w:uiPriority="50"/>
+    <w:lsdException w:name="List Table 6 Colorful Accent 2" w:uiPriority="51"/>
+    <w:lsdException w:name="List Table 7 Colorful Accent 2" w:uiPriority="52"/>
+    <w:lsdException w:name="List Table 1 Light Accent 3" w:uiPriority="46"/>
+    <w:lsdException w:name="List Table 2 Accent 3" w:uiPriority="47"/>
+    <w:lsdException w:name="List Table 3 Accent 3" w:uiPriority="48"/>
+    <w:lsdException w:name="List Table 4 Accent 3" w:uiPriority="49"/>
+    <w:lsdException w:name="List Table 5 Dark Accent 3" w:uiPriority="50"/>
+    <w:lsdException w:name="List Table 6 Colorful Accent 3" w:uiPriority="51"/>
+    <w:lsdException w:name="List Table 7 Colorful Accent 3" w:uiPriority="52"/>
+    <w:lsdException w:name="List Table 1 Light Accent 4" w:uiPriority="46"/>
+    <w:lsdException w:name="List Table 2 Accent 4" w:uiPriority="47"/>
+    <w:lsdException w:name="List Table 3 Accent 4" w:uiPriority="48"/>
+    <w:lsdException w:name="List Table 4 Accent 4" w:uiPriority="49"/>
+    <w:lsdException w:name="List Table 5 Dark Accent 4" w:uiPriority="50"/>
+    <w:lsdException w:name="List Table 6 Colorful Accent 4" w:uiPriority="51"/>
+    <w:lsdException w:name="List Table 7 Colorful Accent 4" w:uiPriority="52"/>
+    <w:lsdException w:name="List Table 1 Light Accent 5" w:uiPriority="46"/>
+    <w:lsdException w:name="List Table 2 Accent 5" w:uiPriority="47"/>
+    <w:lsdException w:name="List Table 3 Accent 5" w:uiPriority="48"/>
+    <w:lsdException w:name="List Table 4 Accent 5" w:uiPriority="49"/>
+    <w:lsdException w:name="List Table 5 Dark Accent 5" w:uiPriority="50"/>
+    <w:lsdException w:name="List Table 6 Colorful Accent 5" w:uiPriority="51"/>
+    <w:lsdException w:name="List Table 7 Colorful Accent 5" w:uiPriority="52"/>
+    <w:lsdException w:name="List Table 1 Light Accent 6" w:uiPriority="46"/>
+    <w:lsdException w:name="List Table 2 Accent 6" w:uiPriority="47"/>
+    <w:lsdException w:name="List Table 3 Accent 6" w:uiPriority="48"/>
+    <w:lsdException w:name="List Table 4 Accent 6" w:uiPriority="49"/>
+    <w:lsdException w:name="List Table 5 Dark Accent 6" w:uiPriority="50"/>
+    <w:lsdException w:name="List Table 6 Colorful Accent 6" w:uiPriority="51"/>
+    <w:lsdException w:name="List Table 7 Colorful Accent 6" w:uiPriority="52"/>
+    <w:lsdException w:name="Mention" w:semiHidden="1" w:unhideWhenUsed="1"/>
+    <w:lsdException w:name="Smart Hyperlink" w:semiHidden="1" w:unhideWhenUsed="1"/>
+    <w:lsdException w:name="Hashtag" w:semiHidden="1" w:unhideWhenUsed="1"/>
+    <w:lsdException w:name="Unresolved Mention" w:semiHidden="1" w:unhideWhenUsed="1"/>
+    <w:lsdException w:name="Smart Link" w:semiHidden="1" w:unhideWhenUsed="1"/>
+  </w:latentStyles>
+  <w:style w:type="paragraph" w:default="1" w:styleId="a">
+    <w:name w:val="Normal"/>
+    <w:qFormat/>
+    <w:rPr>
+      <w:rFonts w:ascii="Times New Roman" w:eastAsia="Times New Roman" w:hAnsi="Times New Roman" w:cs="Times New Roman"/>
+      <w:lang w:val="ru-RU"/>
+    </w:rPr>
+  </w:style>
+  <w:style w:type="paragraph" w:styleId="1">
+    <w:name w:val="heading 1"/>
+    <w:basedOn w:val="a"/>
+    <w:uiPriority w:val="9"/>
+    <w:qFormat/>
+    <w:pPr>
+      <w:ind w:left="743" w:right="740"/>
+      <w:jc w:val="center"/>
+      <w:outlineLvl w:val="0"/>
+    </w:pPr>
+    <w:rPr>
+      <w:b/>
+      <w:bCs/>
+      <w:sz w:val="28"/>
+      <w:szCs w:val="28"/>
+    </w:rPr>
+  </w:style>
+  <w:style w:type="paragraph" w:styleId="2">
+    <w:name w:val="heading 2"/>
+    <w:basedOn w:val="a"/>
+    <w:uiPriority w:val="9"/>
+    <w:unhideWhenUsed/>
+    <w:qFormat/>
+    <w:pPr>
+      <w:spacing w:line="273" w:lineRule="exact"/>
+      <w:ind w:left="1377" w:right="634"/>
+      <w:jc w:val="center"/>
+      <w:outlineLvl w:val="1"/>
+    </w:pPr>
+    <w:rPr>
+      <w:b/>
+      <w:bCs/>
+      <w:sz w:val="24"/>
+      <w:szCs w:val="24"/>
+    </w:rPr>
+  </w:style>
+  <w:style w:type="character" w:default="1" w:styleId="a0">
     <w:name w:val="Default Paragraph Font"/>
     <w:uiPriority w:val="1"/>
     <w:semiHidden/>
     <w:unhideWhenUsed/>
   </w:style>
-  <w:style w:styleId="TableNormal" w:default="1" w:type="table">
+  <w:style w:type="table" w:default="1" w:styleId="a1">
+    <w:name w:val="Normal Table"/>
+    <w:uiPriority w:val="99"/>
+    <w:semiHidden/>
+    <w:unhideWhenUsed/>
+    <w:tblPr>
+      <w:tblInd w:w="0" w:type="dxa"/>
+      <w:tblCellMar>
+        <w:top w:w="0" w:type="dxa"/>
+        <w:left w:w="108" w:type="dxa"/>
+        <w:bottom w:w="0" w:type="dxa"/>
+        <w:right w:w="108" w:type="dxa"/>
+      </w:tblCellMar>
+    </w:tblPr>
+  </w:style>
+  <w:style w:type="numbering" w:default="1" w:styleId="a2">
+    <w:name w:val="No List"/>
+    <w:uiPriority w:val="99"/>
+    <w:semiHidden/>
+    <w:unhideWhenUsed/>
+  </w:style>
+  <w:style w:type="table" w:customStyle="1" w:styleId="TableNormal">
     <w:name w:val="Table Normal"/>
     <w:uiPriority w:val="2"/>
     <w:semiHidden/>
@@ -2776,25 +2575,9 @@
       </w:tblCellMar>
     </w:tblPr>
   </w:style>
-  <w:style w:styleId="NoList" w:default="1" w:type="numbering">
-    <w:name w:val="No List"/>
-    <w:uiPriority w:val="99"/>
-    <w:semiHidden/>
-    <w:unhideWhenUsed/>
-  </w:style>
-  <w:style w:default="1" w:styleId="Normal" w:type="paragraph">
-    <w:name w:val="Normal"/>
-    <w:uiPriority w:val="1"/>
-    <w:qFormat/>
-    <w:pPr/>
-    <w:rPr>
-      <w:rFonts w:ascii="Times New Roman" w:hAnsi="Times New Roman" w:eastAsia="Times New Roman" w:cs="Times New Roman"/>
-      <w:lang w:val="ru-RU" w:eastAsia="en-US" w:bidi="ar-SA"/>
-    </w:rPr>
-  </w:style>
-  <w:style w:styleId="BodyText" w:type="paragraph">
+  <w:style w:type="paragraph" w:styleId="a3">
     <w:name w:val="Body Text"/>
-    <w:basedOn w:val="Normal"/>
+    <w:basedOn w:val="a"/>
     <w:uiPriority w:val="1"/>
     <w:qFormat/>
     <w:pPr>
@@ -2802,70 +2585,21 @@
       <w:jc w:val="both"/>
     </w:pPr>
     <w:rPr>
-      <w:rFonts w:ascii="Times New Roman" w:hAnsi="Times New Roman" w:eastAsia="Times New Roman" w:cs="Times New Roman"/>
       <w:sz w:val="24"/>
       <w:szCs w:val="24"/>
-      <w:lang w:val="ru-RU" w:eastAsia="en-US" w:bidi="ar-SA"/>
     </w:rPr>
   </w:style>
-  <w:style w:styleId="Heading1" w:type="paragraph">
-    <w:name w:val="Heading 1"/>
-    <w:basedOn w:val="Normal"/>
+  <w:style w:type="paragraph" w:styleId="a4">
+    <w:name w:val="List Paragraph"/>
+    <w:basedOn w:val="a"/>
     <w:uiPriority w:val="1"/>
     <w:qFormat/>
-    <w:pPr>
-      <w:ind w:left="743" w:right="740"/>
-      <w:jc w:val="center"/>
-      <w:outlineLvl w:val="1"/>
-    </w:pPr>
-    <w:rPr>
-      <w:rFonts w:ascii="Times New Roman" w:hAnsi="Times New Roman" w:eastAsia="Times New Roman" w:cs="Times New Roman"/>
-      <w:b/>
-      <w:bCs/>
-      <w:sz w:val="28"/>
-      <w:szCs w:val="28"/>
-      <w:lang w:val="ru-RU" w:eastAsia="en-US" w:bidi="ar-SA"/>
-    </w:rPr>
   </w:style>
-  <w:style w:styleId="Heading2" w:type="paragraph">
-    <w:name w:val="Heading 2"/>
-    <w:basedOn w:val="Normal"/>
+  <w:style w:type="paragraph" w:customStyle="1" w:styleId="TableParagraph">
+    <w:name w:val="Table Paragraph"/>
+    <w:basedOn w:val="a"/>
     <w:uiPriority w:val="1"/>
     <w:qFormat/>
-    <w:pPr>
-      <w:spacing w:line="273" w:lineRule="exact"/>
-      <w:ind w:left="1377" w:right="634"/>
-      <w:jc w:val="center"/>
-      <w:outlineLvl w:val="2"/>
-    </w:pPr>
-    <w:rPr>
-      <w:rFonts w:ascii="Times New Roman" w:hAnsi="Times New Roman" w:eastAsia="Times New Roman" w:cs="Times New Roman"/>
-      <w:b/>
-      <w:bCs/>
-      <w:sz w:val="24"/>
-      <w:szCs w:val="24"/>
-      <w:lang w:val="ru-RU" w:eastAsia="en-US" w:bidi="ar-SA"/>
-    </w:rPr>
-  </w:style>
-  <w:style w:styleId="ListParagraph" w:type="paragraph">
-    <w:name w:val="List Paragraph"/>
-    <w:basedOn w:val="Normal"/>
-    <w:uiPriority w:val="1"/>
-    <w:qFormat/>
-    <w:pPr/>
-    <w:rPr>
-      <w:lang w:val="ru-RU" w:eastAsia="en-US" w:bidi="ar-SA"/>
-    </w:rPr>
-  </w:style>
-  <w:style w:styleId="TableParagraph" w:type="paragraph">
-    <w:name w:val="Table Paragraph"/>
-    <w:basedOn w:val="Normal"/>
-    <w:uiPriority w:val="1"/>
-    <w:qFormat/>
-    <w:pPr/>
-    <w:rPr>
-      <w:lang w:val="ru-RU" w:eastAsia="en-US" w:bidi="ar-SA"/>
-    </w:rPr>
   </w:style>
 </w:styles>
 </file>
